--- a/day-1-internals-and-networking/lab-04-pending-pod-diagnostics.docx
+++ b/day-1-internals-and-networking/lab-04-pending-pod-diagnostics.docx
@@ -7,7 +7,7 @@
         <w:pStyle w:val="Title"/>
       </w:pPr>
       <w:r>
-        <w:t xml:space="preserve">Lab 4 — Diagnose Why a Pod Won't Schedule (Pending-Pod Diagnostics)</w:t>
+        <w:t xml:space="preserve">Lab 4 — Pending-Pod Diagnostics</w:t>
       </w:r>
     </w:p>
     <w:p>
@@ -1256,7 +1256,7 @@
               <a:graphicData uri="http://schemas.openxmlformats.org/drawingml/2006/picture">
                 <pic:pic>
                   <pic:nvPicPr>
-                    <pic:cNvPr descr="artifacts/lab-04/screenshots/01-cluster-allocatable.png" id="20" name="Picture"/>
+                    <pic:cNvPr descr="../artifacts/lab-04/screenshots/01-cluster-allocatable.png" id="20" name="Picture"/>
                     <pic:cNvPicPr>
                       <a:picLocks noChangeArrowheads="1" noChangeAspect="1"/>
                     </pic:cNvPicPr>
@@ -1820,7 +1820,7 @@
               <a:graphicData uri="http://schemas.openxmlformats.org/drawingml/2006/picture">
                 <pic:pic>
                   <pic:nvPicPr>
-                    <pic:cNvPr descr="artifacts/lab-04/screenshots/02-insufficient-cpu.png" id="24" name="Picture"/>
+                    <pic:cNvPr descr="../artifacts/lab-04/screenshots/02-insufficient-cpu.png" id="24" name="Picture"/>
                     <pic:cNvPicPr>
                       <a:picLocks noChangeArrowheads="1" noChangeAspect="1"/>
                     </pic:cNvPicPr>
@@ -2470,7 +2470,7 @@
               <a:graphicData uri="http://schemas.openxmlformats.org/drawingml/2006/picture">
                 <pic:pic>
                   <pic:nvPicPr>
-                    <pic:cNvPr descr="artifacts/lab-04/screenshots/03-affinity-mismatch.png" id="28" name="Picture"/>
+                    <pic:cNvPr descr="../artifacts/lab-04/screenshots/03-affinity-mismatch.png" id="28" name="Picture"/>
                     <pic:cNvPicPr>
                       <a:picLocks noChangeArrowheads="1" noChangeAspect="1"/>
                     </pic:cNvPicPr>
@@ -2915,7 +2915,7 @@
               <a:graphicData uri="http://schemas.openxmlformats.org/drawingml/2006/picture">
                 <pic:pic>
                   <pic:nvPicPr>
-                    <pic:cNvPr descr="artifacts/lab-04/screenshots/04-untolerated-taint.png" id="32" name="Picture"/>
+                    <pic:cNvPr descr="../artifacts/lab-04/screenshots/04-untolerated-taint.png" id="32" name="Picture"/>
                     <pic:cNvPicPr>
                       <a:picLocks noChangeArrowheads="1" noChangeAspect="1"/>
                     </pic:cNvPicPr>
@@ -3543,7 +3543,7 @@
               <a:graphicData uri="http://schemas.openxmlformats.org/drawingml/2006/picture">
                 <pic:pic>
                   <pic:nvPicPr>
-                    <pic:cNvPr descr="artifacts/lab-04/screenshots/05-unbound-pvc.png" id="36" name="Picture"/>
+                    <pic:cNvPr descr="../artifacts/lab-04/screenshots/05-unbound-pvc.png" id="36" name="Picture"/>
                     <pic:cNvPicPr>
                       <a:picLocks noChangeArrowheads="1" noChangeAspect="1"/>
                     </pic:cNvPicPr>
@@ -3961,13 +3961,1361 @@
       </w:r>
     </w:p>
     <w:bookmarkEnd w:id="37"/>
-    <w:bookmarkStart w:id="41" w:name="Xabf43c101cc13a29bee8e1e0424abb1d192b9cf"/>
+    <w:bookmarkStart w:id="40" w:name="Xa56f301979a2ea463bea8d7e74341e62c49521b"/>
     <w:p>
       <w:pPr>
         <w:pStyle w:val="Heading2"/>
       </w:pPr>
       <w:r>
-        <w:t xml:space="preserve">Step 6 — Confirm all four are Running, then clean up</w:t>
+        <w:t xml:space="preserve">Step 6 — Simulate a twenty-node fleet with KWOK</w:t>
+      </w:r>
+    </w:p>
+    <w:p>
+      <w:pPr>
+        <w:pStyle w:val="FirstParagraph"/>
+      </w:pPr>
+      <w:r>
+        <w:rPr>
+          <w:b/>
+          <w:bCs/>
+        </w:rPr>
+        <w:t xml:space="preserve">Goal:</w:t>
+      </w:r>
+      <w:r>
+        <w:t xml:space="preserve"> </w:t>
+      </w:r>
+      <w:r>
+        <w:t xml:space="preserve">test scheduler and node-controller behaviour at a size you cannot build on a laptop.</w:t>
+      </w:r>
+    </w:p>
+    <w:p>
+      <w:pPr>
+        <w:pStyle w:val="BodyText"/>
+      </w:pPr>
+      <w:r>
+        <w:t xml:space="preserve">The four Pending causes above each needed one real node. Some questions need twenty —</w:t>
+      </w:r>
+      <w:r>
+        <w:t xml:space="preserve"> </w:t>
+      </w:r>
+      <w:r>
+        <w:rPr>
+          <w:i/>
+          <w:iCs/>
+        </w:rPr>
+        <w:t xml:space="preserve">does my</w:t>
+      </w:r>
+      <w:r>
+        <w:rPr>
+          <w:i/>
+          <w:iCs/>
+        </w:rPr>
+        <w:t xml:space="preserve"> </w:t>
+      </w:r>
+      <w:r>
+        <w:rPr>
+          <w:i/>
+          <w:iCs/>
+        </w:rPr>
+        <w:t xml:space="preserve">topology spread actually spread? what happens to placement when I cordon a rack?</w:t>
+      </w:r>
+      <w:r>
+        <w:t xml:space="preserve"> </w:t>
+      </w:r>
+      <w:r>
+        <w:rPr>
+          <w:b/>
+          <w:bCs/>
+        </w:rPr>
+        <w:t xml:space="preserve">KWOK</w:t>
+      </w:r>
+      <w:r>
+        <w:t xml:space="preserve"> </w:t>
+      </w:r>
+      <w:r>
+        <w:t xml:space="preserve">answers</w:t>
+      </w:r>
+      <w:r>
+        <w:t xml:space="preserve"> </w:t>
+      </w:r>
+      <w:r>
+        <w:t xml:space="preserve">them by creating nodes that the API server and scheduler treat as real, with no kubelet and no</w:t>
+      </w:r>
+      <w:r>
+        <w:t xml:space="preserve"> </w:t>
+      </w:r>
+      <w:r>
+        <w:t xml:space="preserve">containers behind them.</w:t>
+      </w:r>
+    </w:p>
+    <w:p>
+      <w:pPr>
+        <w:pStyle w:val="SourceCode"/>
+      </w:pPr>
+      <w:r>
+        <w:rPr>
+          <w:rStyle w:val="VariableTok"/>
+        </w:rPr>
+        <w:t xml:space="preserve">KWOK_VER</w:t>
+      </w:r>
+      <w:r>
+        <w:rPr>
+          <w:rStyle w:val="OperatorTok"/>
+        </w:rPr>
+        <w:t xml:space="preserve">=</w:t>
+      </w:r>
+      <w:r>
+        <w:rPr>
+          <w:rStyle w:val="NormalTok"/>
+        </w:rPr>
+        <w:t xml:space="preserve">v0.8.0</w:t>
+      </w:r>
+      <w:r>
+        <w:br/>
+      </w:r>
+      <w:r>
+        <w:rPr>
+          <w:rStyle w:val="ExtensionTok"/>
+        </w:rPr>
+        <w:t xml:space="preserve">kubectl</w:t>
+      </w:r>
+      <w:r>
+        <w:rPr>
+          <w:rStyle w:val="NormalTok"/>
+        </w:rPr>
+        <w:t xml:space="preserve"> apply </w:t>
+      </w:r>
+      <w:r>
+        <w:rPr>
+          <w:rStyle w:val="AttributeTok"/>
+        </w:rPr>
+        <w:t xml:space="preserve">-f</w:t>
+      </w:r>
+      <w:r>
+        <w:rPr>
+          <w:rStyle w:val="NormalTok"/>
+        </w:rPr>
+        <w:t xml:space="preserve"> https://github.com/kubernetes-sigs/kwok/releases/download/</w:t>
+      </w:r>
+      <w:r>
+        <w:rPr>
+          <w:rStyle w:val="VariableTok"/>
+        </w:rPr>
+        <w:t xml:space="preserve">${KWOK_VER}</w:t>
+      </w:r>
+      <w:r>
+        <w:rPr>
+          <w:rStyle w:val="NormalTok"/>
+        </w:rPr>
+        <w:t xml:space="preserve">/kwok.yaml</w:t>
+      </w:r>
+      <w:r>
+        <w:br/>
+      </w:r>
+      <w:r>
+        <w:rPr>
+          <w:rStyle w:val="ExtensionTok"/>
+        </w:rPr>
+        <w:t xml:space="preserve">kubectl</w:t>
+      </w:r>
+      <w:r>
+        <w:rPr>
+          <w:rStyle w:val="NormalTok"/>
+        </w:rPr>
+        <w:t xml:space="preserve"> apply </w:t>
+      </w:r>
+      <w:r>
+        <w:rPr>
+          <w:rStyle w:val="AttributeTok"/>
+        </w:rPr>
+        <w:t xml:space="preserve">-f</w:t>
+      </w:r>
+      <w:r>
+        <w:rPr>
+          <w:rStyle w:val="NormalTok"/>
+        </w:rPr>
+        <w:t xml:space="preserve"> https://github.com/kubernetes-sigs/kwok/releases/download/</w:t>
+      </w:r>
+      <w:r>
+        <w:rPr>
+          <w:rStyle w:val="VariableTok"/>
+        </w:rPr>
+        <w:t xml:space="preserve">${KWOK_VER}</w:t>
+      </w:r>
+      <w:r>
+        <w:rPr>
+          <w:rStyle w:val="NormalTok"/>
+        </w:rPr>
+        <w:t xml:space="preserve">/stage-fast.yaml</w:t>
+      </w:r>
+    </w:p>
+    <w:p>
+      <w:pPr>
+        <w:pStyle w:val="FirstParagraph"/>
+      </w:pPr>
+      <w:r>
+        <w:t xml:space="preserve">Then create nodes as plain objects — annotate them</w:t>
+      </w:r>
+      <w:r>
+        <w:t xml:space="preserve"> </w:t>
+      </w:r>
+      <w:r>
+        <w:rPr>
+          <w:rStyle w:val="VerbatimChar"/>
+        </w:rPr>
+        <w:t xml:space="preserve">kwok.x-k8s.io/node: fake</w:t>
+      </w:r>
+      <w:r>
+        <w:t xml:space="preserve">, label</w:t>
+      </w:r>
+      <w:r>
+        <w:t xml:space="preserve"> </w:t>
+      </w:r>
+      <w:r>
+        <w:rPr>
+          <w:rStyle w:val="VerbatimChar"/>
+        </w:rPr>
+        <w:t xml:space="preserve">type: kwok</w:t>
+      </w:r>
+      <w:r>
+        <w:t xml:space="preserve">,</w:t>
+      </w:r>
+      <w:r>
+        <w:t xml:space="preserve"> </w:t>
+      </w:r>
+      <w:r>
+        <w:t xml:space="preserve">and declare whatever capacity you want to test against (8 vCPU / 16Gi each here). Create twenty.</w:t>
+      </w:r>
+    </w:p>
+    <w:p>
+      <w:pPr>
+        <w:pStyle w:val="BodyText"/>
+      </w:pPr>
+      <w:r>
+        <w:rPr>
+          <w:b/>
+          <w:bCs/>
+        </w:rPr>
+        <w:t xml:space="preserve">What you should see:</w:t>
+      </w:r>
+    </w:p>
+    <w:p>
+      <w:pPr>
+        <w:pStyle w:val="SourceCode"/>
+      </w:pPr>
+      <w:r>
+        <w:rPr>
+          <w:rStyle w:val="VerbatimChar"/>
+        </w:rPr>
+        <w:t xml:space="preserve">NAME                     STATUS  ROLES          VERSION   CONTAINER-RUNTIME</w:t>
+      </w:r>
+      <w:r>
+        <w:br/>
+      </w:r>
+      <w:r>
+        <w:rPr>
+          <w:rStyle w:val="VerbatimChar"/>
+        </w:rPr>
+        <w:t xml:space="preserve">kwok-lab-control-plane   Ready   control-plane  v1.37.0   containerd://2.3.4</w:t>
+      </w:r>
+      <w:r>
+        <w:br/>
+      </w:r>
+      <w:r>
+        <w:rPr>
+          <w:rStyle w:val="VerbatimChar"/>
+        </w:rPr>
+        <w:t xml:space="preserve">kwok-node-0              Ready   agent          fake      kwok-v0.8.0</w:t>
+      </w:r>
+      <w:r>
+        <w:br/>
+      </w:r>
+      <w:r>
+        <w:rPr>
+          <w:rStyle w:val="VerbatimChar"/>
+        </w:rPr>
+        <w:t xml:space="preserve">kwok-node-1              Ready   agent          fake      kwok-v0.8.0</w:t>
+      </w:r>
+      <w:r>
+        <w:br/>
+      </w:r>
+      <w:r>
+        <w:rPr>
+          <w:rStyle w:val="VerbatimChar"/>
+        </w:rPr>
+        <w:t xml:space="preserve">...</w:t>
+      </w:r>
+      <w:r>
+        <w:br/>
+      </w:r>
+      <w:r>
+        <w:rPr>
+          <w:rStyle w:val="VerbatimChar"/>
+        </w:rPr>
+        <w:t xml:space="preserve">fake nodes : 20</w:t>
+      </w:r>
+      <w:r>
+        <w:br/>
+      </w:r>
+      <w:r>
+        <w:rPr>
+          <w:rStyle w:val="VerbatimChar"/>
+        </w:rPr>
+        <w:t xml:space="preserve">real nodes : 1</w:t>
+      </w:r>
+    </w:p>
+    <w:p>
+      <w:pPr>
+        <w:pStyle w:val="FirstParagraph"/>
+      </w:pPr>
+      <w:r>
+        <w:rPr>
+          <w:rStyle w:val="VerbatimChar"/>
+        </w:rPr>
+        <w:t xml:space="preserve">kubeletVersion: fake</w:t>
+      </w:r>
+      <w:r>
+        <w:t xml:space="preserve"> </w:t>
+      </w:r>
+      <w:r>
+        <w:t xml:space="preserve">and</w:t>
+      </w:r>
+      <w:r>
+        <w:t xml:space="preserve"> </w:t>
+      </w:r>
+      <w:r>
+        <w:rPr>
+          <w:rStyle w:val="VerbatimChar"/>
+        </w:rPr>
+        <w:t xml:space="preserve">CONTAINER-RUNTIME: kwok-v0.8.0</w:t>
+      </w:r>
+      <w:r>
+        <w:t xml:space="preserve"> </w:t>
+      </w:r>
+      <w:r>
+        <w:t xml:space="preserve">are the tell.</w:t>
+      </w:r>
+    </w:p>
+    <w:p>
+      <w:pPr>
+        <w:pStyle w:val="BodyText"/>
+      </w:pPr>
+      <w:r>
+        <w:t xml:space="preserve">Now schedule against them — Pods need a toleration for</w:t>
+      </w:r>
+      <w:r>
+        <w:t xml:space="preserve"> </w:t>
+      </w:r>
+      <w:r>
+        <w:rPr>
+          <w:rStyle w:val="VerbatimChar"/>
+        </w:rPr>
+        <w:t xml:space="preserve">kwok.x-k8s.io/node</w:t>
+      </w:r>
+      <w:r>
+        <w:t xml:space="preserve"> </w:t>
+      </w:r>
+      <w:r>
+        <w:t xml:space="preserve">and a</w:t>
+      </w:r>
+      <w:r>
+        <w:t xml:space="preserve"> </w:t>
+      </w:r>
+      <w:r>
+        <w:rPr>
+          <w:rStyle w:val="VerbatimChar"/>
+        </w:rPr>
+        <w:t xml:space="preserve">nodeSelector: {type: kwok}</w:t>
+      </w:r>
+      <w:r>
+        <w:t xml:space="preserve">:</w:t>
+      </w:r>
+    </w:p>
+    <w:p>
+      <w:pPr>
+        <w:pStyle w:val="SourceCode"/>
+      </w:pPr>
+      <w:r>
+        <w:rPr>
+          <w:rStyle w:val="ExtensionTok"/>
+        </w:rPr>
+        <w:t xml:space="preserve">kubectl</w:t>
+      </w:r>
+      <w:r>
+        <w:rPr>
+          <w:rStyle w:val="NormalTok"/>
+        </w:rPr>
+        <w:t xml:space="preserve"> scale deploy/fleet-web </w:t>
+      </w:r>
+      <w:r>
+        <w:rPr>
+          <w:rStyle w:val="AttributeTok"/>
+        </w:rPr>
+        <w:t xml:space="preserve">--replicas</w:t>
+      </w:r>
+      <w:r>
+        <w:rPr>
+          <w:rStyle w:val="OperatorTok"/>
+        </w:rPr>
+        <w:t xml:space="preserve">=</w:t>
+      </w:r>
+      <w:r>
+        <w:rPr>
+          <w:rStyle w:val="NormalTok"/>
+        </w:rPr>
+        <w:t xml:space="preserve">100</w:t>
+      </w:r>
+      <w:r>
+        <w:br/>
+      </w:r>
+      <w:r>
+        <w:rPr>
+          <w:rStyle w:val="ExtensionTok"/>
+        </w:rPr>
+        <w:t xml:space="preserve">kubectl</w:t>
+      </w:r>
+      <w:r>
+        <w:rPr>
+          <w:rStyle w:val="NormalTok"/>
+        </w:rPr>
+        <w:t xml:space="preserve"> get pods </w:t>
+      </w:r>
+      <w:r>
+        <w:rPr>
+          <w:rStyle w:val="AttributeTok"/>
+        </w:rPr>
+        <w:t xml:space="preserve">-o</w:t>
+      </w:r>
+      <w:r>
+        <w:rPr>
+          <w:rStyle w:val="NormalTok"/>
+        </w:rPr>
+        <w:t xml:space="preserve"> wide </w:t>
+      </w:r>
+      <w:r>
+        <w:rPr>
+          <w:rStyle w:val="KeywordTok"/>
+        </w:rPr>
+        <w:t xml:space="preserve">|</w:t>
+      </w:r>
+      <w:r>
+        <w:rPr>
+          <w:rStyle w:val="NormalTok"/>
+        </w:rPr>
+        <w:t xml:space="preserve"> </w:t>
+      </w:r>
+      <w:r>
+        <w:rPr>
+          <w:rStyle w:val="FunctionTok"/>
+        </w:rPr>
+        <w:t xml:space="preserve">awk</w:t>
+      </w:r>
+      <w:r>
+        <w:rPr>
+          <w:rStyle w:val="NormalTok"/>
+        </w:rPr>
+        <w:t xml:space="preserve"> </w:t>
+      </w:r>
+      <w:r>
+        <w:rPr>
+          <w:rStyle w:val="StringTok"/>
+        </w:rPr>
+        <w:t xml:space="preserve">'{print $7}'</w:t>
+      </w:r>
+      <w:r>
+        <w:rPr>
+          <w:rStyle w:val="NormalTok"/>
+        </w:rPr>
+        <w:t xml:space="preserve"> </w:t>
+      </w:r>
+      <w:r>
+        <w:rPr>
+          <w:rStyle w:val="KeywordTok"/>
+        </w:rPr>
+        <w:t xml:space="preserve">|</w:t>
+      </w:r>
+      <w:r>
+        <w:rPr>
+          <w:rStyle w:val="NormalTok"/>
+        </w:rPr>
+        <w:t xml:space="preserve"> </w:t>
+      </w:r>
+      <w:r>
+        <w:rPr>
+          <w:rStyle w:val="FunctionTok"/>
+        </w:rPr>
+        <w:t xml:space="preserve">sort</w:t>
+      </w:r>
+      <w:r>
+        <w:rPr>
+          <w:rStyle w:val="NormalTok"/>
+        </w:rPr>
+        <w:t xml:space="preserve"> </w:t>
+      </w:r>
+      <w:r>
+        <w:rPr>
+          <w:rStyle w:val="KeywordTok"/>
+        </w:rPr>
+        <w:t xml:space="preserve">|</w:t>
+      </w:r>
+      <w:r>
+        <w:rPr>
+          <w:rStyle w:val="NormalTok"/>
+        </w:rPr>
+        <w:t xml:space="preserve"> </w:t>
+      </w:r>
+      <w:r>
+        <w:rPr>
+          <w:rStyle w:val="FunctionTok"/>
+        </w:rPr>
+        <w:t xml:space="preserve">uniq</w:t>
+      </w:r>
+      <w:r>
+        <w:rPr>
+          <w:rStyle w:val="NormalTok"/>
+        </w:rPr>
+        <w:t xml:space="preserve"> </w:t>
+      </w:r>
+      <w:r>
+        <w:rPr>
+          <w:rStyle w:val="AttributeTok"/>
+        </w:rPr>
+        <w:t xml:space="preserve">-c</w:t>
+      </w:r>
+    </w:p>
+    <w:p>
+      <w:pPr>
+        <w:pStyle w:val="SourceCode"/>
+      </w:pPr>
+      <w:r>
+        <w:rPr>
+          <w:rStyle w:val="VerbatimChar"/>
+        </w:rPr>
+        <w:t xml:space="preserve">   5 kwok-node-0</w:t>
+      </w:r>
+      <w:r>
+        <w:br/>
+      </w:r>
+      <w:r>
+        <w:rPr>
+          <w:rStyle w:val="VerbatimChar"/>
+        </w:rPr>
+        <w:t xml:space="preserve">   5 kwok-node-1</w:t>
+      </w:r>
+      <w:r>
+        <w:br/>
+      </w:r>
+      <w:r>
+        <w:rPr>
+          <w:rStyle w:val="VerbatimChar"/>
+        </w:rPr>
+        <w:t xml:space="preserve">   5 kwok-node-10</w:t>
+      </w:r>
+      <w:r>
+        <w:br/>
+      </w:r>
+      <w:r>
+        <w:rPr>
+          <w:rStyle w:val="VerbatimChar"/>
+        </w:rPr>
+        <w:t xml:space="preserve">   ...</w:t>
+      </w:r>
+      <w:r>
+        <w:br/>
+      </w:r>
+      <w:r>
+        <w:rPr>
+          <w:rStyle w:val="VerbatimChar"/>
+        </w:rPr>
+        <w:t xml:space="preserve">total Running : 100 across 20 nodes</w:t>
+      </w:r>
+    </w:p>
+    <w:p>
+      <w:pPr>
+        <w:pStyle w:val="FirstParagraph"/>
+      </w:pPr>
+      <w:r>
+        <w:rPr>
+          <w:b/>
+          <w:bCs/>
+        </w:rPr>
+        <w:t xml:space="preserve">What this means.</w:t>
+      </w:r>
+      <w:r>
+        <w:t xml:space="preserve"> </w:t>
+      </w:r>
+      <w:r>
+        <w:t xml:space="preserve">One hundred Pods, spread evenly over twenty nodes, on a laptop running a single</w:t>
+      </w:r>
+      <w:r>
+        <w:t xml:space="preserve"> </w:t>
+      </w:r>
+      <w:r>
+        <w:t xml:space="preserve">real container. Every scheduling decision here is the genuine scheduler making genuine choices — only</w:t>
+      </w:r>
+      <w:r>
+        <w:t xml:space="preserve"> </w:t>
+      </w:r>
+      <w:r>
+        <w:t xml:space="preserve">the kubelet is fictional.</w:t>
+      </w:r>
+    </w:p>
+    <w:p>
+      <w:pPr>
+        <w:pStyle w:val="BodyText"/>
+      </w:pPr>
+      <w:r>
+        <w:rPr>
+          <w:b/>
+          <w:bCs/>
+        </w:rPr>
+        <w:t xml:space="preserve">Cordon one and watch the node-controller respond:</w:t>
+      </w:r>
+    </w:p>
+    <w:p>
+      <w:pPr>
+        <w:pStyle w:val="SourceCode"/>
+      </w:pPr>
+      <w:r>
+        <w:rPr>
+          <w:rStyle w:val="ExtensionTok"/>
+        </w:rPr>
+        <w:t xml:space="preserve">kubectl</w:t>
+      </w:r>
+      <w:r>
+        <w:rPr>
+          <w:rStyle w:val="NormalTok"/>
+        </w:rPr>
+        <w:t xml:space="preserve"> cordon kwok-node-5</w:t>
+      </w:r>
+      <w:r>
+        <w:br/>
+      </w:r>
+      <w:r>
+        <w:rPr>
+          <w:rStyle w:val="ExtensionTok"/>
+        </w:rPr>
+        <w:t xml:space="preserve">kubectl</w:t>
+      </w:r>
+      <w:r>
+        <w:rPr>
+          <w:rStyle w:val="NormalTok"/>
+        </w:rPr>
+        <w:t xml:space="preserve"> get node kwok-node-5 </w:t>
+      </w:r>
+      <w:r>
+        <w:rPr>
+          <w:rStyle w:val="AttributeTok"/>
+        </w:rPr>
+        <w:t xml:space="preserve">-o</w:t>
+      </w:r>
+      <w:r>
+        <w:rPr>
+          <w:rStyle w:val="NormalTok"/>
+        </w:rPr>
+        <w:t xml:space="preserve"> jsonpath=</w:t>
+      </w:r>
+      <w:r>
+        <w:rPr>
+          <w:rStyle w:val="StringTok"/>
+        </w:rPr>
+        <w:t xml:space="preserve">'{.spec.unschedulable} {.spec.taints}'</w:t>
+      </w:r>
+    </w:p>
+    <w:p>
+      <w:pPr>
+        <w:pStyle w:val="SourceCode"/>
+      </w:pPr>
+      <w:r>
+        <w:rPr>
+          <w:rStyle w:val="VerbatimChar"/>
+        </w:rPr>
+        <w:t xml:space="preserve">unschedulable = true</w:t>
+      </w:r>
+      <w:r>
+        <w:br/>
+      </w:r>
+      <w:r>
+        <w:rPr>
+          <w:rStyle w:val="VerbatimChar"/>
+        </w:rPr>
+        <w:t xml:space="preserve">taint added   = node.kubernetes.io/unschedulable:NoSchedule</w:t>
+      </w:r>
+      <w:r>
+        <w:br/>
+      </w:r>
+      <w:r>
+        <w:rPr>
+          <w:rStyle w:val="VerbatimChar"/>
+        </w:rPr>
+        <w:t xml:space="preserve">pods already there, untouched = 5</w:t>
+      </w:r>
+    </w:p>
+    <w:p>
+      <w:pPr>
+        <w:pStyle w:val="FirstParagraph"/>
+      </w:pPr>
+      <w:r>
+        <w:t xml:space="preserve">Cordoning adds a taint and sets</w:t>
+      </w:r>
+      <w:r>
+        <w:t xml:space="preserve"> </w:t>
+      </w:r>
+      <w:r>
+        <w:rPr>
+          <w:rStyle w:val="VerbatimChar"/>
+        </w:rPr>
+        <w:t xml:space="preserve">unschedulable</w:t>
+      </w:r>
+      <w:r>
+        <w:t xml:space="preserve">; it stops</w:t>
+      </w:r>
+      <w:r>
+        <w:t xml:space="preserve"> </w:t>
+      </w:r>
+      <w:r>
+        <w:rPr>
+          <w:b/>
+          <w:bCs/>
+        </w:rPr>
+        <w:t xml:space="preserve">new</w:t>
+      </w:r>
+      <w:r>
+        <w:t xml:space="preserve"> </w:t>
+      </w:r>
+      <w:r>
+        <w:t xml:space="preserve">placement and evicts nothing. That</w:t>
+      </w:r>
+      <w:r>
+        <w:t xml:space="preserve"> </w:t>
+      </w:r>
+      <w:r>
+        <w:t xml:space="preserve">distinction is the one people get wrong under pressure.</w:t>
+      </w:r>
+    </w:p>
+    <w:p>
+      <w:r>
+        <w:pict>
+          <v:rect style="width:0;height:1.5pt" o:hralign="center" o:hrstd="t" o:hr="t"/>
+        </w:pict>
+      </w:r>
+    </w:p>
+    <w:bookmarkStart w:id="39" w:name="Xa68d8fb027295762fc761f429c46ed950aba672"/>
+    <w:p>
+      <w:pPr>
+        <w:pStyle w:val="Heading3"/>
+      </w:pPr>
+      <w:r>
+        <w:t xml:space="preserve">Why a failed node takes five minutes to fail over</w:t>
+      </w:r>
+    </w:p>
+    <w:p>
+      <w:pPr>
+        <w:pStyle w:val="FirstParagraph"/>
+      </w:pPr>
+      <w:r>
+        <w:t xml:space="preserve">Ask any Pod what tolerations it has — including ones you never wrote:</w:t>
+      </w:r>
+    </w:p>
+    <w:p>
+      <w:pPr>
+        <w:pStyle w:val="SourceCode"/>
+      </w:pPr>
+      <w:r>
+        <w:rPr>
+          <w:rStyle w:val="ExtensionTok"/>
+        </w:rPr>
+        <w:t xml:space="preserve">kubectl</w:t>
+      </w:r>
+      <w:r>
+        <w:rPr>
+          <w:rStyle w:val="NormalTok"/>
+        </w:rPr>
+        <w:t xml:space="preserve"> get pod </w:t>
+      </w:r>
+      <w:r>
+        <w:rPr>
+          <w:rStyle w:val="OperatorTok"/>
+        </w:rPr>
+        <w:t xml:space="preserve">&lt;</w:t>
+      </w:r>
+      <w:r>
+        <w:rPr>
+          <w:rStyle w:val="NormalTok"/>
+        </w:rPr>
+        <w:t xml:space="preserve">any-pod</w:t>
+      </w:r>
+      <w:r>
+        <w:rPr>
+          <w:rStyle w:val="OperatorTok"/>
+        </w:rPr>
+        <w:t xml:space="preserve">&gt;</w:t>
+      </w:r>
+      <w:r>
+        <w:rPr>
+          <w:rStyle w:val="NormalTok"/>
+        </w:rPr>
+        <w:t xml:space="preserve"> -o jsonpath=</w:t>
+      </w:r>
+      <w:r>
+        <w:rPr>
+          <w:rStyle w:val="StringTok"/>
+        </w:rPr>
+        <w:t xml:space="preserve">'{.spec.tolerations}'</w:t>
+      </w:r>
+    </w:p>
+    <w:p>
+      <w:pPr>
+        <w:pStyle w:val="SourceCode"/>
+      </w:pPr>
+      <w:r>
+        <w:rPr>
+          <w:rStyle w:val="VerbatimChar"/>
+        </w:rPr>
+        <w:t xml:space="preserve">node.kubernetes.io/not-ready     op=Exists effect=NoExecute tolerationSeconds=300</w:t>
+      </w:r>
+      <w:r>
+        <w:br/>
+      </w:r>
+      <w:r>
+        <w:rPr>
+          <w:rStyle w:val="VerbatimChar"/>
+        </w:rPr>
+        <w:t xml:space="preserve">node.kubernetes.io/unreachable   op=Exists effect=NoExecute tolerationSeconds=300</w:t>
+      </w:r>
+    </w:p>
+    <w:p>
+      <w:pPr>
+        <w:pStyle w:val="FirstParagraph"/>
+      </w:pPr>
+      <w:r>
+        <w:rPr>
+          <w:b/>
+          <w:bCs/>
+        </w:rPr>
+        <w:t xml:space="preserve">Kubernetes injects these into every Pod.</w:t>
+      </w:r>
+      <w:r>
+        <w:t xml:space="preserve"> </w:t>
+      </w:r>
+      <w:r>
+        <w:t xml:space="preserve">When a node goes unreachable, workloads sit there for</w:t>
+      </w:r>
+      <w:r>
+        <w:t xml:space="preserve"> </w:t>
+      </w:r>
+      <w:r>
+        <w:rPr>
+          <w:b/>
+          <w:bCs/>
+        </w:rPr>
+        <w:t xml:space="preserve">300 seconds</w:t>
+      </w:r>
+      <w:r>
+        <w:t xml:space="preserve"> </w:t>
+      </w:r>
+      <w:r>
+        <w:t xml:space="preserve">before eviction — and that delay is neither the scheduler being slow nor a controller</w:t>
+      </w:r>
+      <w:r>
+        <w:t xml:space="preserve"> </w:t>
+      </w:r>
+      <w:r>
+        <w:t xml:space="preserve">backoff, which is what most people assume. It is a default toleration, and it is editable:</w:t>
+      </w:r>
+    </w:p>
+    <w:p>
+      <w:pPr>
+        <w:pStyle w:val="SourceCode"/>
+      </w:pPr>
+      <w:r>
+        <w:rPr>
+          <w:rStyle w:val="FunctionTok"/>
+        </w:rPr>
+        <w:t xml:space="preserve">tolerations</w:t>
+      </w:r>
+      <w:r>
+        <w:rPr>
+          <w:rStyle w:val="KeywordTok"/>
+        </w:rPr>
+        <w:t xml:space="preserve">:</w:t>
+      </w:r>
+      <w:r>
+        <w:br/>
+      </w:r>
+      <w:r>
+        <w:rPr>
+          <w:rStyle w:val="AttributeTok"/>
+        </w:rPr>
+        <w:t xml:space="preserve">  </w:t>
+      </w:r>
+      <w:r>
+        <w:rPr>
+          <w:rStyle w:val="KeywordTok"/>
+        </w:rPr>
+        <w:t xml:space="preserve">-</w:t>
+      </w:r>
+      <w:r>
+        <w:rPr>
+          <w:rStyle w:val="AttributeTok"/>
+        </w:rPr>
+        <w:t xml:space="preserve"> </w:t>
+      </w:r>
+      <w:r>
+        <w:rPr>
+          <w:rStyle w:val="KeywordTok"/>
+        </w:rPr>
+        <w:t xml:space="preserve">{</w:t>
+      </w:r>
+      <w:r>
+        <w:rPr>
+          <w:rStyle w:val="AttributeTok"/>
+        </w:rPr>
+        <w:t xml:space="preserve"> </w:t>
+      </w:r>
+      <w:r>
+        <w:rPr>
+          <w:rStyle w:val="FunctionTok"/>
+        </w:rPr>
+        <w:t xml:space="preserve">key</w:t>
+      </w:r>
+      <w:r>
+        <w:rPr>
+          <w:rStyle w:val="KeywordTok"/>
+        </w:rPr>
+        <w:t xml:space="preserve">:</w:t>
+      </w:r>
+      <w:r>
+        <w:rPr>
+          <w:rStyle w:val="AttributeTok"/>
+        </w:rPr>
+        <w:t xml:space="preserve"> node.kubernetes.io/unreachable</w:t>
+      </w:r>
+      <w:r>
+        <w:rPr>
+          <w:rStyle w:val="KeywordTok"/>
+        </w:rPr>
+        <w:t xml:space="preserve">,</w:t>
+      </w:r>
+      <w:r>
+        <w:rPr>
+          <w:rStyle w:val="AttributeTok"/>
+        </w:rPr>
+        <w:t xml:space="preserve"> </w:t>
+      </w:r>
+      <w:r>
+        <w:rPr>
+          <w:rStyle w:val="FunctionTok"/>
+        </w:rPr>
+        <w:t xml:space="preserve">operator</w:t>
+      </w:r>
+      <w:r>
+        <w:rPr>
+          <w:rStyle w:val="KeywordTok"/>
+        </w:rPr>
+        <w:t xml:space="preserve">:</w:t>
+      </w:r>
+      <w:r>
+        <w:rPr>
+          <w:rStyle w:val="AttributeTok"/>
+        </w:rPr>
+        <w:t xml:space="preserve"> Exists</w:t>
+      </w:r>
+      <w:r>
+        <w:rPr>
+          <w:rStyle w:val="KeywordTok"/>
+        </w:rPr>
+        <w:t xml:space="preserve">,</w:t>
+      </w:r>
+      <w:r>
+        <w:rPr>
+          <w:rStyle w:val="AttributeTok"/>
+        </w:rPr>
+        <w:t xml:space="preserve"> </w:t>
+      </w:r>
+      <w:r>
+        <w:rPr>
+          <w:rStyle w:val="FunctionTok"/>
+        </w:rPr>
+        <w:t xml:space="preserve">effect</w:t>
+      </w:r>
+      <w:r>
+        <w:rPr>
+          <w:rStyle w:val="KeywordTok"/>
+        </w:rPr>
+        <w:t xml:space="preserve">:</w:t>
+      </w:r>
+      <w:r>
+        <w:rPr>
+          <w:rStyle w:val="AttributeTok"/>
+        </w:rPr>
+        <w:t xml:space="preserve"> NoExecute</w:t>
+      </w:r>
+      <w:r>
+        <w:rPr>
+          <w:rStyle w:val="KeywordTok"/>
+        </w:rPr>
+        <w:t xml:space="preserve">,</w:t>
+      </w:r>
+      <w:r>
+        <w:rPr>
+          <w:rStyle w:val="AttributeTok"/>
+        </w:rPr>
+        <w:t xml:space="preserve"> </w:t>
+      </w:r>
+      <w:r>
+        <w:rPr>
+          <w:rStyle w:val="FunctionTok"/>
+        </w:rPr>
+        <w:t xml:space="preserve">tolerationSeconds</w:t>
+      </w:r>
+      <w:r>
+        <w:rPr>
+          <w:rStyle w:val="KeywordTok"/>
+        </w:rPr>
+        <w:t xml:space="preserve">:</w:t>
+      </w:r>
+      <w:r>
+        <w:rPr>
+          <w:rStyle w:val="AttributeTok"/>
+        </w:rPr>
+        <w:t xml:space="preserve"> </w:t>
+      </w:r>
+      <w:r>
+        <w:rPr>
+          <w:rStyle w:val="DecValTok"/>
+        </w:rPr>
+        <w:t xml:space="preserve">10</w:t>
+      </w:r>
+      <w:r>
+        <w:rPr>
+          <w:rStyle w:val="AttributeTok"/>
+        </w:rPr>
+        <w:t xml:space="preserve"> </w:t>
+      </w:r>
+      <w:r>
+        <w:rPr>
+          <w:rStyle w:val="KeywordTok"/>
+        </w:rPr>
+        <w:t xml:space="preserve">}</w:t>
+      </w:r>
+    </w:p>
+    <w:p>
+      <w:pPr>
+        <w:pStyle w:val="FirstParagraph"/>
+      </w:pPr>
+      <w:r>
+        <w:t xml:space="preserve">Shorten it and failover happens in seconds. Shorten it too far and a node with a brief network blip</w:t>
+      </w:r>
+      <w:r>
+        <w:t xml:space="preserve"> </w:t>
+      </w:r>
+      <w:r>
+        <w:t xml:space="preserve">sheds its whole workload for nothing. That trade-off is the discussion worth having.</w:t>
+      </w:r>
+    </w:p>
+    <w:p>
+      <w:pPr>
+        <w:pStyle w:val="Heading3"/>
+      </w:pPr>
+      <w:bookmarkStart w:id="38" w:name="Xd63c130ee6e360fcb5099dbac8c42c69a5ed566"/>
+      <w:r>
+        <w:t xml:space="preserve">⚠️ Gotcha — KWOK will not let you fail a node, and this costs people an afternoon</w:t>
+      </w:r>
+      <w:bookmarkEnd w:id="38"/>
+    </w:p>
+    <w:p>
+      <w:pPr>
+        <w:pStyle w:val="BlockText"/>
+      </w:pPr>
+      <w:r>
+        <w:rPr>
+          <w:b/>
+          <w:bCs/>
+        </w:rPr>
+        <w:t xml:space="preserve">Measured on KWOK v0.8.0:</w:t>
+      </w:r>
+    </w:p>
+    <w:p>
+      <w:pPr>
+        <w:pStyle w:val="Compact"/>
+        <w:numPr>
+          <w:ilvl w:val="0"/>
+          <w:numId w:val="1005"/>
+        </w:numPr>
+      </w:pPr>
+      <w:r>
+        <w:rPr>
+          <w:rStyle w:val="VerbatimChar"/>
+        </w:rPr>
+        <w:t xml:space="preserve">kubectl patch node ... --subresource=status</w:t>
+      </w:r>
+      <w:r>
+        <w:t xml:space="preserve"> </w:t>
+      </w:r>
+      <w:r>
+        <w:t xml:space="preserve">to set</w:t>
+      </w:r>
+      <w:r>
+        <w:t xml:space="preserve"> </w:t>
+      </w:r>
+      <w:r>
+        <w:rPr>
+          <w:rStyle w:val="VerbatimChar"/>
+        </w:rPr>
+        <w:t xml:space="preserve">Ready=False</w:t>
+      </w:r>
+      <w:r>
+        <w:t xml:space="preserve"> </w:t>
+      </w:r>
+      <w:r>
+        <w:t xml:space="preserve">is</w:t>
+      </w:r>
+      <w:r>
+        <w:t xml:space="preserve"> </w:t>
+      </w:r>
+      <w:r>
+        <w:rPr>
+          <w:b/>
+          <w:bCs/>
+        </w:rPr>
+        <w:t xml:space="preserve">reverted within</w:t>
+      </w:r>
+      <w:r>
+        <w:rPr>
+          <w:b/>
+          <w:bCs/>
+        </w:rPr>
+        <w:t xml:space="preserve"> </w:t>
+      </w:r>
+      <w:r>
+        <w:rPr>
+          <w:b/>
+          <w:bCs/>
+        </w:rPr>
+        <w:t xml:space="preserve">seconds</w:t>
+      </w:r>
+      <w:r>
+        <w:t xml:space="preserve"> </w:t>
+      </w:r>
+      <w:r>
+        <w:t xml:space="preserve">— the node reports</w:t>
+      </w:r>
+      <w:r>
+        <w:t xml:space="preserve"> </w:t>
+      </w:r>
+      <w:r>
+        <w:rPr>
+          <w:rStyle w:val="VerbatimChar"/>
+        </w:rPr>
+        <w:t xml:space="preserve">Ready=True</w:t>
+      </w:r>
+      <w:r>
+        <w:t xml:space="preserve"> </w:t>
+      </w:r>
+      <w:r>
+        <w:t xml:space="preserve">again. Adding</w:t>
+      </w:r>
+      <w:r>
+        <w:t xml:space="preserve"> </w:t>
+      </w:r>
+      <w:r>
+        <w:rPr>
+          <w:rStyle w:val="VerbatimChar"/>
+        </w:rPr>
+        <w:t xml:space="preserve">kwok.x-k8s.io/status: custom</w:t>
+      </w:r>
+      <w:r>
+        <w:t xml:space="preserve"> </w:t>
+      </w:r>
+      <w:r>
+        <w:t xml:space="preserve">did not</w:t>
+      </w:r>
+      <w:r>
+        <w:t xml:space="preserve"> </w:t>
+      </w:r>
+      <w:r>
+        <w:t xml:space="preserve">change this, and neither did recreating the node with</w:t>
+      </w:r>
+      <w:r>
+        <w:t xml:space="preserve"> </w:t>
+      </w:r>
+      <w:r>
+        <w:rPr>
+          <w:rStyle w:val="VerbatimChar"/>
+        </w:rPr>
+        <w:t xml:space="preserve">Ready=False</w:t>
+      </w:r>
+      <w:r>
+        <w:t xml:space="preserve"> </w:t>
+      </w:r>
+      <w:r>
+        <w:t xml:space="preserve">in its manifest.</w:t>
+      </w:r>
+    </w:p>
+    <w:p>
+      <w:pPr>
+        <w:pStyle w:val="Compact"/>
+        <w:numPr>
+          <w:ilvl w:val="0"/>
+          <w:numId w:val="1005"/>
+        </w:numPr>
+      </w:pPr>
+      <w:r>
+        <w:t xml:space="preserve">A</w:t>
+      </w:r>
+      <w:r>
+        <w:t xml:space="preserve"> </w:t>
+      </w:r>
+      <w:r>
+        <w:rPr>
+          <w:rStyle w:val="VerbatimChar"/>
+        </w:rPr>
+        <w:t xml:space="preserve">NoExecute</w:t>
+      </w:r>
+      <w:r>
+        <w:t xml:space="preserve"> </w:t>
+      </w:r>
+      <w:r>
+        <w:t xml:space="preserve">taint applied with</w:t>
+      </w:r>
+      <w:r>
+        <w:t xml:space="preserve"> </w:t>
+      </w:r>
+      <w:r>
+        <w:rPr>
+          <w:rStyle w:val="VerbatimChar"/>
+        </w:rPr>
+        <w:t xml:space="preserve">kubectl taint</w:t>
+      </w:r>
+      <w:r>
+        <w:t xml:space="preserve"> </w:t>
+      </w:r>
+      <w:r>
+        <w:t xml:space="preserve">is</w:t>
+      </w:r>
+      <w:r>
+        <w:t xml:space="preserve"> </w:t>
+      </w:r>
+      <w:r>
+        <w:rPr>
+          <w:b/>
+          <w:bCs/>
+        </w:rPr>
+        <w:t xml:space="preserve">removed by the kwok-controller</w:t>
+      </w:r>
+      <w:r>
+        <w:t xml:space="preserve">. It is</w:t>
+      </w:r>
+      <w:r>
+        <w:t xml:space="preserve"> </w:t>
+      </w:r>
+      <w:r>
+        <w:t xml:space="preserve">present at t+0 and gone shortly after. Pods never evict.</w:t>
+      </w:r>
+    </w:p>
+    <w:p>
+      <w:pPr>
+        <w:pStyle w:val="BlockText"/>
+      </w:pPr>
+      <w:r>
+        <w:t xml:space="preserve">The kwok-controller owns the node object and continuously reconciles it.</w:t>
+      </w:r>
+      <w:r>
+        <w:t xml:space="preserve"> </w:t>
+      </w:r>
+      <w:r>
+        <w:rPr>
+          <w:b/>
+          <w:bCs/>
+        </w:rPr>
+        <w:t xml:space="preserve">KWOK simulates a fleet</w:t>
+      </w:r>
+      <w:r>
+        <w:rPr>
+          <w:b/>
+          <w:bCs/>
+        </w:rPr>
+        <w:t xml:space="preserve"> </w:t>
+      </w:r>
+      <w:r>
+        <w:rPr>
+          <w:b/>
+          <w:bCs/>
+        </w:rPr>
+        <w:t xml:space="preserve">of healthy nodes extremely well; it is not a node-failure injector.</w:t>
+      </w:r>
+      <w:r>
+        <w:t xml:space="preserve"> </w:t>
+      </w:r>
+      <w:r>
+        <w:t xml:space="preserve">To exercise eviction, drive</w:t>
+      </w:r>
+      <w:r>
+        <w:t xml:space="preserve"> </w:t>
+      </w:r>
+      <w:r>
+        <w:t xml:space="preserve">it with a KWOK</w:t>
+      </w:r>
+      <w:r>
+        <w:t xml:space="preserve"> </w:t>
+      </w:r>
+      <w:r>
+        <w:rPr>
+          <w:rStyle w:val="VerbatimChar"/>
+        </w:rPr>
+        <w:t xml:space="preserve">Stage</w:t>
+      </w:r>
+      <w:r>
+        <w:t xml:space="preserve"> </w:t>
+      </w:r>
+      <w:r>
+        <w:t xml:space="preserve">resource, or take a real</w:t>
+      </w:r>
+      <w:r>
+        <w:t xml:space="preserve"> </w:t>
+      </w:r>
+      <w:r>
+        <w:rPr>
+          <w:rStyle w:val="VerbatimChar"/>
+        </w:rPr>
+        <w:t xml:space="preserve">kind</w:t>
+      </w:r>
+      <w:r>
+        <w:t xml:space="preserve"> </w:t>
+      </w:r>
+      <w:r>
+        <w:t xml:space="preserve">worker down with</w:t>
+      </w:r>
+      <w:r>
+        <w:t xml:space="preserve"> </w:t>
+      </w:r>
+      <w:r>
+        <w:rPr>
+          <w:rStyle w:val="VerbatimChar"/>
+        </w:rPr>
+        <w:t xml:space="preserve">docker stop</w:t>
+      </w:r>
+      <w:r>
+        <w:t xml:space="preserve">.</w:t>
+      </w:r>
+    </w:p>
+    <w:p>
+      <w:r>
+        <w:pict>
+          <v:rect style="width:0;height:1.5pt" o:hralign="center" o:hrstd="t" o:hr="t"/>
+        </w:pict>
+      </w:r>
+    </w:p>
+    <w:bookmarkEnd w:id="39"/>
+    <w:bookmarkEnd w:id="40"/>
+    <w:bookmarkStart w:id="44" w:name="X7d3ac1f70ac8d0f0b4eb0123f1ae127a23d6833"/>
+    <w:p>
+      <w:pPr>
+        <w:pStyle w:val="Heading2"/>
+      </w:pPr>
+      <w:r>
+        <w:t xml:space="preserve">Step 7 — Confirm all four are Running, then clean up</w:t>
       </w:r>
     </w:p>
     <w:p>
@@ -4155,18 +5503,18 @@
           <wp:inline>
             <wp:extent cx="5943600" cy="3736158"/>
             <wp:effectExtent b="0" l="0" r="0" t="0"/>
-            <wp:docPr descr="All four scenarios resolved to Running" title="" id="39" name="Picture"/>
+            <wp:docPr descr="All four scenarios resolved to Running" title="" id="42" name="Picture"/>
             <a:graphic>
               <a:graphicData uri="http://schemas.openxmlformats.org/drawingml/2006/picture">
                 <pic:pic>
                   <pic:nvPicPr>
-                    <pic:cNvPr descr="artifacts/lab-04/screenshots/06-all-running.png" id="40" name="Picture"/>
+                    <pic:cNvPr descr="../artifacts/lab-04/screenshots/06-all-running.png" id="43" name="Picture"/>
                     <pic:cNvPicPr>
                       <a:picLocks noChangeArrowheads="1" noChangeAspect="1"/>
                     </pic:cNvPicPr>
                   </pic:nvPicPr>
                   <pic:blipFill>
-                    <a:blip r:embed="rId38"/>
+                    <a:blip r:embed="rId41"/>
                     <a:stretch>
                       <a:fillRect/>
                     </a:stretch>
@@ -4274,8 +5622,8 @@
         </w:pict>
       </w:r>
     </w:p>
-    <w:bookmarkEnd w:id="41"/>
-    <w:bookmarkStart w:id="42" w:name="what-you-learned"/>
+    <w:bookmarkEnd w:id="44"/>
+    <w:bookmarkStart w:id="45" w:name="what-you-learned"/>
     <w:p>
       <w:pPr>
         <w:pStyle w:val="Heading2"/>
@@ -4608,9 +5956,194 @@
           </w:p>
         </w:tc>
       </w:tr>
+      <w:tr>
+        <w:tc>
+          <w:tcPr/>
+          <w:p>
+            <w:pPr>
+              <w:pStyle w:val="Compact"/>
+            </w:pPr>
+            <w:r>
+              <w:t xml:space="preserve">KWOK simulates a fleet the scheduler treats as real</w:t>
+            </w:r>
+          </w:p>
+        </w:tc>
+        <w:tc>
+          <w:tcPr/>
+          <w:p>
+            <w:pPr>
+              <w:pStyle w:val="Compact"/>
+            </w:pPr>
+            <w:r>
+              <w:t xml:space="preserve">6</w:t>
+            </w:r>
+          </w:p>
+        </w:tc>
+        <w:tc>
+          <w:tcPr/>
+          <w:p>
+            <w:pPr>
+              <w:pStyle w:val="Compact"/>
+            </w:pPr>
+            <w:r>
+              <w:t xml:space="preserve">20 fake nodes, 100 Pods spread, 1 real container</w:t>
+            </w:r>
+          </w:p>
+        </w:tc>
+      </w:tr>
+      <w:tr>
+        <w:tc>
+          <w:tcPr/>
+          <w:p>
+            <w:pPr>
+              <w:pStyle w:val="Compact"/>
+            </w:pPr>
+            <w:r>
+              <w:t xml:space="preserve">Cordon stops new placement and evicts nothing</w:t>
+            </w:r>
+          </w:p>
+        </w:tc>
+        <w:tc>
+          <w:tcPr/>
+          <w:p>
+            <w:pPr>
+              <w:pStyle w:val="Compact"/>
+            </w:pPr>
+            <w:r>
+              <w:t xml:space="preserve">6</w:t>
+            </w:r>
+          </w:p>
+        </w:tc>
+        <w:tc>
+          <w:tcPr/>
+          <w:p>
+            <w:pPr>
+              <w:pStyle w:val="Compact"/>
+            </w:pPr>
+            <w:r>
+              <w:rPr>
+                <w:rStyle w:val="VerbatimChar"/>
+              </w:rPr>
+              <w:t xml:space="preserve">unschedulable=true</w:t>
+            </w:r>
+            <w:r>
+              <w:t xml:space="preserve"> </w:t>
+            </w:r>
+            <w:r>
+              <w:t xml:space="preserve">+ NoSchedule taint, 5 Pods stayed</w:t>
+            </w:r>
+          </w:p>
+        </w:tc>
+      </w:tr>
+      <w:tr>
+        <w:tc>
+          <w:tcPr/>
+          <w:p>
+            <w:pPr>
+              <w:pStyle w:val="Compact"/>
+            </w:pPr>
+            <w:r>
+              <w:t xml:space="preserve">The 5-minute failover delay is an injected toleration</w:t>
+            </w:r>
+          </w:p>
+        </w:tc>
+        <w:tc>
+          <w:tcPr/>
+          <w:p>
+            <w:pPr>
+              <w:pStyle w:val="Compact"/>
+            </w:pPr>
+            <w:r>
+              <w:t xml:space="preserve">6</w:t>
+            </w:r>
+          </w:p>
+        </w:tc>
+        <w:tc>
+          <w:tcPr/>
+          <w:p>
+            <w:pPr>
+              <w:pStyle w:val="Compact"/>
+            </w:pPr>
+            <w:r>
+              <w:rPr>
+                <w:rStyle w:val="VerbatimChar"/>
+              </w:rPr>
+              <w:t xml:space="preserve">not-ready</w:t>
+            </w:r>
+            <w:r>
+              <w:t xml:space="preserve">/</w:t>
+            </w:r>
+            <w:r>
+              <w:rPr>
+                <w:rStyle w:val="VerbatimChar"/>
+              </w:rPr>
+              <w:t xml:space="preserve">unreachable</w:t>
+            </w:r>
+            <w:r>
+              <w:t xml:space="preserve"> </w:t>
+            </w:r>
+            <w:r>
+              <w:rPr>
+                <w:rStyle w:val="VerbatimChar"/>
+              </w:rPr>
+              <w:t xml:space="preserve">tolerationSeconds=300</w:t>
+            </w:r>
+            <w:r>
+              <w:t xml:space="preserve"> </w:t>
+            </w:r>
+            <w:r>
+              <w:t xml:space="preserve">on every Pod</w:t>
+            </w:r>
+          </w:p>
+        </w:tc>
+      </w:tr>
+      <w:tr>
+        <w:tc>
+          <w:tcPr/>
+          <w:p>
+            <w:pPr>
+              <w:pStyle w:val="Compact"/>
+            </w:pPr>
+            <w:r>
+              <w:t xml:space="preserve">KWOK owns the node object and reverts failure injection</w:t>
+            </w:r>
+          </w:p>
+        </w:tc>
+        <w:tc>
+          <w:tcPr/>
+          <w:p>
+            <w:pPr>
+              <w:pStyle w:val="Compact"/>
+            </w:pPr>
+            <w:r>
+              <w:t xml:space="preserve">6 gotcha</w:t>
+            </w:r>
+          </w:p>
+        </w:tc>
+        <w:tc>
+          <w:tcPr/>
+          <w:p>
+            <w:pPr>
+              <w:pStyle w:val="Compact"/>
+            </w:pPr>
+            <w:r>
+              <w:rPr>
+                <w:rStyle w:val="VerbatimChar"/>
+              </w:rPr>
+              <w:t xml:space="preserve">Ready=False</w:t>
+            </w:r>
+            <w:r>
+              <w:t xml:space="preserve"> </w:t>
+            </w:r>
+            <w:r>
+              <w:t xml:space="preserve">patch reverted; NoExecute taint removed</w:t>
+            </w:r>
+          </w:p>
+        </w:tc>
+      </w:tr>
     </w:tbl>
-    <w:bookmarkEnd w:id="42"/>
-    <w:bookmarkStart w:id="46" w:name="evidence"/>
+    <w:bookmarkEnd w:id="45"/>
+    <w:bookmarkStart w:id="51" w:name="evidence"/>
     <w:p>
       <w:pPr>
         <w:pStyle w:val="Heading2"/>
@@ -4624,12 +6157,52 @@
         <w:pStyle w:val="FirstParagraph"/>
       </w:pPr>
       <w:r>
+        <w:t xml:space="preserve">The KWOK simulated-fleet run is captured in</w:t>
+      </w:r>
+      <w:r>
+        <w:t xml:space="preserve"> </w:t>
+      </w:r>
+      <w:hyperlink r:id="rId46">
+        <w:r>
+          <w:rPr>
+            <w:rStyle w:val="VerbatimChar"/>
+          </w:rPr>
+          <w:t xml:space="preserve">artifacts/lab-04/evidence/lab-04-kwok-simulated-fleet.txt</w:t>
+        </w:r>
+      </w:hyperlink>
+      <w:r>
+        <w:t xml:space="preserve"> </w:t>
+      </w:r>
+      <w:r>
+        <w:t xml:space="preserve">— 64 lines from 2026-09-25 (Kubernetes 1.37.0, KWOK v0.8.0), including the 20-node fleet, the</w:t>
+      </w:r>
+      <w:r>
+        <w:t xml:space="preserve"> </w:t>
+      </w:r>
+      <w:r>
+        <w:t xml:space="preserve">100-Pod spread, the cordon response, the injected 300s tolerations, and both things KWOK refused to do.</w:t>
+      </w:r>
+    </w:p>
+    <w:bookmarkStart w:id="50" w:name="original-evidence"/>
+    <w:p>
+      <w:pPr>
+        <w:pStyle w:val="Heading3"/>
+      </w:pPr>
+      <w:r>
+        <w:t xml:space="preserve">Original evidence</w:t>
+      </w:r>
+    </w:p>
+    <w:p>
+      <w:pPr>
+        <w:pStyle w:val="FirstParagraph"/>
+      </w:pPr>
+      <w:r>
         <w:t xml:space="preserve">Real screenshots for this lab are in</w:t>
       </w:r>
       <w:r>
         <w:t xml:space="preserve"> </w:t>
       </w:r>
-      <w:hyperlink r:id="rId43">
+      <w:hyperlink r:id="rId47">
         <w:r>
           <w:rPr>
             <w:rStyle w:val="VerbatimChar"/>
@@ -4646,7 +6219,7 @@
       <w:r>
         <w:t xml:space="preserve"> </w:t>
       </w:r>
-      <w:hyperlink r:id="rId44">
+      <w:hyperlink r:id="rId48">
         <w:r>
           <w:rPr>
             <w:rStyle w:val="VerbatimChar"/>
@@ -4686,7 +6259,7 @@
       <w:r>
         <w:t xml:space="preserve"> </w:t>
       </w:r>
-      <w:hyperlink r:id="rId45">
+      <w:hyperlink r:id="rId49">
         <w:r>
           <w:rPr>
             <w:rStyle w:val="Hyperlink"/>
@@ -4695,7 +6268,8 @@
         </w:r>
       </w:hyperlink>
     </w:p>
-    <w:bookmarkEnd w:id="46"/>
+    <w:bookmarkEnd w:id="50"/>
+    <w:bookmarkEnd w:id="51"/>
     <w:sectPr>
       <w:pgSz w:h="15840" w:w="12240"/>
       <w:pgMar w:bottom="1440" w:footer="720" w:gutter="0" w:header="720" w:left="1440" w:right="1440" w:top="1440"/>
@@ -5037,6 +6611,9 @@
     <w:lvlOverride w:ilvl="8">
       <w:startOverride w:val="1"/>
     </w:lvlOverride>
+  </w:num>
+  <w:num w:numId="1005">
+    <w:abstractNumId w:val="991"/>
   </w:num>
 </w:numbering>
 </file>

--- a/day-1-internals-and-networking/lab-04-pending-pod-diagnostics.docx
+++ b/day-1-internals-and-networking/lab-04-pending-pod-diagnostics.docx
@@ -2,14 +2,6 @@
 <file path=word/document.xml><?xml version="1.0" encoding="utf-8"?>
 <w:document xmlns:w="http://schemas.openxmlformats.org/wordprocessingml/2006/main" xmlns:m="http://schemas.openxmlformats.org/officeDocument/2006/math" xmlns:r="http://schemas.openxmlformats.org/officeDocument/2006/relationships" xmlns:o="urn:schemas-microsoft-com:office:office" xmlns:v="urn:schemas-microsoft-com:vml" xmlns:w10="urn:schemas-microsoft-com:office:word" xmlns:a="http://schemas.openxmlformats.org/drawingml/2006/main" xmlns:pic="http://schemas.openxmlformats.org/drawingml/2006/picture" xmlns:wp="http://schemas.openxmlformats.org/drawingml/2006/wordprocessingDrawing">
   <w:body>
-    <w:p>
-      <w:pPr>
-        <w:pStyle w:val="Title"/>
-      </w:pPr>
-      <w:r>
-        <w:t xml:space="preserve">Lab 4 — Pending-Pod Diagnostics</w:t>
-      </w:r>
-    </w:p>
     <w:p>
       <w:pPr>
         <w:pStyle w:val="Author"/>
@@ -641,7 +633,7 @@
       </w:r>
     </w:p>
     <w:bookmarkEnd w:id="13"/>
-    <w:bookmarkStart w:id="17" w:name="the-idea-in-60-seconds"/>
+    <w:bookmarkStart w:id="14" w:name="the-idea-in-60-seconds"/>
     <w:p>
       <w:pPr>
         <w:pStyle w:val="Heading2"/>
@@ -885,384 +877,483 @@
     </w:p>
     <w:p>
       <w:pPr>
+        <w:pStyle w:val="SourceCode"/>
+      </w:pPr>
+      <w:r>
+        <w:rPr>
+          <w:rStyle w:val="VerbatimChar"/>
+        </w:rPr>
+        <w:t xml:space="preserve">flowchart TB</w:t>
+      </w:r>
+      <w:r>
+        <w:br/>
+      </w:r>
+      <w:r>
+        <w:rPr>
+          <w:rStyle w:val="VerbatimChar"/>
+        </w:rPr>
+        <w:t xml:space="preserve">    POD["new Pod: Pending&lt;br/&gt;PodScheduled=False"] --&gt; SCHED["kube-scheduler, Filter phase"]</w:t>
+      </w:r>
+      <w:r>
+        <w:br/>
+      </w:r>
+      <w:r>
+        <w:rPr>
+          <w:rStyle w:val="VerbatimChar"/>
+        </w:rPr>
+        <w:t xml:space="preserve">    SCHED --&gt; F1{"fits cpu/memory?"}</w:t>
+      </w:r>
+      <w:r>
+        <w:br/>
+      </w:r>
+      <w:r>
+        <w:rPr>
+          <w:rStyle w:val="VerbatimChar"/>
+        </w:rPr>
+        <w:t xml:space="preserve">    F1 --&gt;|"no"| R1["Insufficient cpu/memory"]</w:t>
+      </w:r>
+      <w:r>
+        <w:br/>
+      </w:r>
+      <w:r>
+        <w:rPr>
+          <w:rStyle w:val="VerbatimChar"/>
+        </w:rPr>
+        <w:t xml:space="preserve">    F1 --&gt;|"yes"| F2{"tolerates node taints?"}</w:t>
+      </w:r>
+      <w:r>
+        <w:br/>
+      </w:r>
+      <w:r>
+        <w:rPr>
+          <w:rStyle w:val="VerbatimChar"/>
+        </w:rPr>
+        <w:t xml:space="preserve">    F2 --&gt;|"no"| R2["untolerated taint"]</w:t>
+      </w:r>
+      <w:r>
+        <w:br/>
+      </w:r>
+      <w:r>
+        <w:rPr>
+          <w:rStyle w:val="VerbatimChar"/>
+        </w:rPr>
+        <w:t xml:space="preserve">    F2 --&gt;|"yes"| F3{"matches nodeSelector/affinity?"}</w:t>
+      </w:r>
+      <w:r>
+        <w:br/>
+      </w:r>
+      <w:r>
+        <w:rPr>
+          <w:rStyle w:val="VerbatimChar"/>
+        </w:rPr>
+        <w:t xml:space="preserve">    F3 --&gt;|"no"| R3["node affinity/selector mismatch"]</w:t>
+      </w:r>
+      <w:r>
+        <w:br/>
+      </w:r>
+      <w:r>
+        <w:rPr>
+          <w:rStyle w:val="VerbatimChar"/>
+        </w:rPr>
+        <w:t xml:space="preserve">    F3 --&gt;|"yes"| F4{"PVCs bound?"}</w:t>
+      </w:r>
+      <w:r>
+        <w:br/>
+      </w:r>
+      <w:r>
+        <w:rPr>
+          <w:rStyle w:val="VerbatimChar"/>
+        </w:rPr>
+        <w:t xml:space="preserve">    F4 --&gt;|"no"| R4["unbound PersistentVolumeClaims"]</w:t>
+      </w:r>
+      <w:r>
+        <w:br/>
+      </w:r>
+      <w:r>
+        <w:rPr>
+          <w:rStyle w:val="VerbatimChar"/>
+        </w:rPr>
+        <w:t xml:space="preserve">    F4 --&gt;|"yes"| BIND["Score, then bind to best node"]</w:t>
+      </w:r>
+      <w:r>
+        <w:br/>
+      </w:r>
+      <w:r>
+        <w:rPr>
+          <w:rStyle w:val="VerbatimChar"/>
+        </w:rPr>
+        <w:t xml:space="preserve">    BIND --&gt; RUN["Pod Running"]</w:t>
+      </w:r>
+      <w:r>
+        <w:br/>
+      </w:r>
+      <w:r>
+        <w:rPr>
+          <w:rStyle w:val="VerbatimChar"/>
+        </w:rPr>
+        <w:t xml:space="preserve">    R1 -.-&gt;|"FailedScheduling"| STUCK["stays Pending"]</w:t>
+      </w:r>
+      <w:r>
+        <w:br/>
+      </w:r>
+      <w:r>
+        <w:rPr>
+          <w:rStyle w:val="VerbatimChar"/>
+        </w:rPr>
+        <w:t xml:space="preserve">    R2 -.-&gt; STUCK</w:t>
+      </w:r>
+      <w:r>
+        <w:br/>
+      </w:r>
+      <w:r>
+        <w:rPr>
+          <w:rStyle w:val="VerbatimChar"/>
+        </w:rPr>
+        <w:t xml:space="preserve">    R3 -.-&gt; STUCK</w:t>
+      </w:r>
+      <w:r>
+        <w:br/>
+      </w:r>
+      <w:r>
+        <w:rPr>
+          <w:rStyle w:val="VerbatimChar"/>
+        </w:rPr>
+        <w:t xml:space="preserve">    R4 -.-&gt; STUCK</w:t>
+      </w:r>
+    </w:p>
+    <w:p>
+      <w:r>
+        <w:pict>
+          <v:rect style="width:0;height:1.5pt" o:hralign="center" o:hrstd="t" o:hr="t"/>
+        </w:pict>
+      </w:r>
+    </w:p>
+    <w:bookmarkEnd w:id="14"/>
+    <w:bookmarkStart w:id="18" w:name="X77e0d020feb3ad1a475d13b16425bbc9fa220d0"/>
+    <w:p>
+      <w:pPr>
+        <w:pStyle w:val="Heading2"/>
+      </w:pPr>
+      <w:r>
+        <w:t xml:space="preserve">Step 1 — Create the cluster and see what "allocatable" really is</w:t>
+      </w:r>
+    </w:p>
+    <w:p>
+      <w:pPr>
         <w:pStyle w:val="FirstParagraph"/>
+      </w:pPr>
+      <w:r>
+        <w:rPr>
+          <w:b/>
+          <w:bCs/>
+        </w:rPr>
+        <w:t xml:space="preserve">Goal:</w:t>
+      </w:r>
+      <w:r>
+        <w:t xml:space="preserve"> </w:t>
+      </w:r>
+      <w:r>
+        <w:t xml:space="preserve">stand up a 2-node GKE cluster and notice how little CPU is actually schedulable.</w:t>
+      </w:r>
+    </w:p>
+    <w:p>
+      <w:pPr>
+        <w:pStyle w:val="BodyText"/>
+      </w:pPr>
+      <w:r>
+        <w:rPr>
+          <w:b/>
+          <w:bCs/>
+        </w:rPr>
+        <w:t xml:space="preserve">1. In your terminal, create the cluster and connect to it:</w:t>
+      </w:r>
+    </w:p>
+    <w:p>
+      <w:pPr>
+        <w:pStyle w:val="SourceCode"/>
+      </w:pPr>
+      <w:r>
+        <w:rPr>
+          <w:rStyle w:val="ExtensionTok"/>
+        </w:rPr>
+        <w:t xml:space="preserve">gcloud</w:t>
+      </w:r>
+      <w:r>
+        <w:rPr>
+          <w:rStyle w:val="NormalTok"/>
+        </w:rPr>
+        <w:t xml:space="preserve"> container clusters create advk8s-gke </w:t>
+      </w:r>
+      <w:r>
+        <w:rPr>
+          <w:rStyle w:val="DataTypeTok"/>
+        </w:rPr>
+        <w:t xml:space="preserve">\</w:t>
+      </w:r>
+      <w:r>
+        <w:br/>
+      </w:r>
+      <w:r>
+        <w:rPr>
+          <w:rStyle w:val="NormalTok"/>
+        </w:rPr>
+        <w:t xml:space="preserve">  </w:t>
+      </w:r>
+      <w:r>
+        <w:rPr>
+          <w:rStyle w:val="AttributeTok"/>
+        </w:rPr>
+        <w:t xml:space="preserve">--zone</w:t>
+      </w:r>
+      <w:r>
+        <w:rPr>
+          <w:rStyle w:val="NormalTok"/>
+        </w:rPr>
+        <w:t xml:space="preserve"> us-central1-a </w:t>
+      </w:r>
+      <w:r>
+        <w:rPr>
+          <w:rStyle w:val="AttributeTok"/>
+        </w:rPr>
+        <w:t xml:space="preserve">--num-nodes</w:t>
+      </w:r>
+      <w:r>
+        <w:rPr>
+          <w:rStyle w:val="NormalTok"/>
+        </w:rPr>
+        <w:t xml:space="preserve"> 2 </w:t>
+      </w:r>
+      <w:r>
+        <w:rPr>
+          <w:rStyle w:val="AttributeTok"/>
+        </w:rPr>
+        <w:t xml:space="preserve">--machine-type</w:t>
+      </w:r>
+      <w:r>
+        <w:rPr>
+          <w:rStyle w:val="NormalTok"/>
+        </w:rPr>
+        <w:t xml:space="preserve"> e2-medium </w:t>
+      </w:r>
+      <w:r>
+        <w:rPr>
+          <w:rStyle w:val="DataTypeTok"/>
+        </w:rPr>
+        <w:t xml:space="preserve">\</w:t>
+      </w:r>
+      <w:r>
+        <w:br/>
+      </w:r>
+      <w:r>
+        <w:rPr>
+          <w:rStyle w:val="NormalTok"/>
+        </w:rPr>
+        <w:t xml:space="preserve">  </w:t>
+      </w:r>
+      <w:r>
+        <w:rPr>
+          <w:rStyle w:val="AttributeTok"/>
+        </w:rPr>
+        <w:t xml:space="preserve">--disk-size</w:t>
+      </w:r>
+      <w:r>
+        <w:rPr>
+          <w:rStyle w:val="NormalTok"/>
+        </w:rPr>
+        <w:t xml:space="preserve"> 30 </w:t>
+      </w:r>
+      <w:r>
+        <w:rPr>
+          <w:rStyle w:val="AttributeTok"/>
+        </w:rPr>
+        <w:t xml:space="preserve">--release-channel</w:t>
+      </w:r>
+      <w:r>
+        <w:rPr>
+          <w:rStyle w:val="NormalTok"/>
+        </w:rPr>
+        <w:t xml:space="preserve"> regular</w:t>
+      </w:r>
+      <w:r>
+        <w:br/>
+      </w:r>
+      <w:r>
+        <w:br/>
+      </w:r>
+      <w:r>
+        <w:rPr>
+          <w:rStyle w:val="ExtensionTok"/>
+        </w:rPr>
+        <w:t xml:space="preserve">gcloud</w:t>
+      </w:r>
+      <w:r>
+        <w:rPr>
+          <w:rStyle w:val="NormalTok"/>
+        </w:rPr>
+        <w:t xml:space="preserve"> container clusters get-credentials advk8s-gke </w:t>
+      </w:r>
+      <w:r>
+        <w:rPr>
+          <w:rStyle w:val="AttributeTok"/>
+        </w:rPr>
+        <w:t xml:space="preserve">--zone</w:t>
+      </w:r>
+      <w:r>
+        <w:rPr>
+          <w:rStyle w:val="NormalTok"/>
+        </w:rPr>
+        <w:t xml:space="preserve"> us-central1-a</w:t>
+      </w:r>
+      <w:r>
+        <w:br/>
+      </w:r>
+      <w:r>
+        <w:rPr>
+          <w:rStyle w:val="ExtensionTok"/>
+        </w:rPr>
+        <w:t xml:space="preserve">kubectl</w:t>
+      </w:r>
+      <w:r>
+        <w:rPr>
+          <w:rStyle w:val="NormalTok"/>
+        </w:rPr>
+        <w:t xml:space="preserve"> get nodes </w:t>
+      </w:r>
+      <w:r>
+        <w:rPr>
+          <w:rStyle w:val="AttributeTok"/>
+        </w:rPr>
+        <w:t xml:space="preserve">-o</w:t>
+      </w:r>
+      <w:r>
+        <w:rPr>
+          <w:rStyle w:val="NormalTok"/>
+        </w:rPr>
+        <w:t xml:space="preserve"> custom-columns=</w:t>
+      </w:r>
+      <w:r>
+        <w:rPr>
+          <w:rStyle w:val="StringTok"/>
+        </w:rPr>
+        <w:t xml:space="preserve">'NODE:.metadata.name,CPU_ALLOC:.status.allocatable.cpu,MEM_ALLOC:.status.allocatable.memory'</w:t>
+      </w:r>
+    </w:p>
+    <w:p>
+      <w:pPr>
+        <w:pStyle w:val="FirstParagraph"/>
+      </w:pPr>
+      <w:r>
+        <w:rPr>
+          <w:b/>
+          <w:bCs/>
+        </w:rPr>
+        <w:t xml:space="preserve">What you should see:</w:t>
+      </w:r>
+      <w:r>
+        <w:t xml:space="preserve"> </w:t>
+      </w:r>
+      <w:r>
+        <w:t xml:space="preserve">two</w:t>
+      </w:r>
+      <w:r>
+        <w:t xml:space="preserve"> </w:t>
+      </w:r>
+      <w:r>
+        <w:rPr>
+          <w:rStyle w:val="VerbatimChar"/>
+        </w:rPr>
+        <w:t xml:space="preserve">Ready</w:t>
+      </w:r>
+      <w:r>
+        <w:t xml:space="preserve"> </w:t>
+      </w:r>
+      <w:r>
+        <w:t xml:space="preserve">nodes, each reporting</w:t>
+      </w:r>
+      <w:r>
+        <w:t xml:space="preserve"> </w:t>
+      </w:r>
+      <w:r>
+        <w:rPr>
+          <w:rStyle w:val="VerbatimChar"/>
+          <w:b/>
+          <w:bCs/>
+        </w:rPr>
+        <w:t xml:space="preserve">940m</w:t>
+      </w:r>
+      <w:r>
+        <w:rPr>
+          <w:b/>
+          <w:bCs/>
+        </w:rPr>
+        <w:t xml:space="preserve"> </w:t>
+      </w:r>
+      <w:r>
+        <w:rPr>
+          <w:b/>
+          <w:bCs/>
+        </w:rPr>
+        <w:t xml:space="preserve">allocatable CPU</w:t>
+      </w:r>
+      <w:r>
+        <w:t xml:space="preserve"> </w:t>
+      </w:r>
+      <w:r>
+        <w:t xml:space="preserve">— even though an</w:t>
+      </w:r>
+      <w:r>
+        <w:t xml:space="preserve"> </w:t>
+      </w:r>
+      <w:r>
+        <w:rPr>
+          <w:rStyle w:val="VerbatimChar"/>
+        </w:rPr>
+        <w:t xml:space="preserve">e2-medium</w:t>
+      </w:r>
+      <w:r>
+        <w:t xml:space="preserve"> </w:t>
+      </w:r>
+      <w:r>
+        <w:t xml:space="preserve">nominally has</w:t>
+      </w:r>
+      <w:r>
+        <w:t xml:space="preserve"> </w:t>
+      </w:r>
+      <w:r>
+        <w:rPr>
+          <w:b/>
+          <w:bCs/>
+        </w:rPr>
+        <w:t xml:space="preserve">2</w:t>
+      </w:r>
+      <w:r>
+        <w:t xml:space="preserve"> </w:t>
+      </w:r>
+      <w:r>
+        <w:t xml:space="preserve">vCPUs.</w:t>
+      </w:r>
+    </w:p>
+    <w:p>
+      <w:pPr>
+        <w:pStyle w:val="BodyText"/>
       </w:pPr>
       <w:r>
         <w:drawing>
           <wp:inline>
-            <wp:extent cx="5943600" cy="6668224"/>
+            <wp:extent cx="5943600" cy="3736158"/>
             <wp:effectExtent b="0" l="0" r="0" t="0"/>
-            <wp:docPr descr="Architecture diagram" title="" id="15" name="Picture"/>
+            <wp:docPr descr="GKE nodes and their allocatable capacity" title="" id="16" name="Picture"/>
             <a:graphic>
               <a:graphicData uri="http://schemas.openxmlformats.org/drawingml/2006/picture">
                 <pic:pic>
                   <pic:nvPicPr>
-                    <pic:cNvPr descr="artifacts/lab-04/diagrams/diagram.png" id="16" name="Picture"/>
+                    <pic:cNvPr descr="../artifacts/lab-04/screenshots/01-cluster-allocatable.png" id="17" name="Picture"/>
                     <pic:cNvPicPr>
                       <a:picLocks noChangeArrowheads="1" noChangeAspect="1"/>
                     </pic:cNvPicPr>
                   </pic:nvPicPr>
                   <pic:blipFill>
-                    <a:blip r:embed="rId14"/>
-                    <a:stretch>
-                      <a:fillRect/>
-                    </a:stretch>
-                  </pic:blipFill>
-                  <pic:spPr bwMode="auto">
-                    <a:xfrm>
-                      <a:off x="0" y="0"/>
-                      <a:ext cx="5943600" cy="6668224"/>
-                    </a:xfrm>
-                    <a:prstGeom prst="rect">
-                      <a:avLst/>
-                    </a:prstGeom>
-                    <a:noFill/>
-                    <a:ln w="9525">
-                      <a:noFill/>
-                      <a:headEnd/>
-                      <a:tailEnd/>
-                    </a:ln>
-                  </pic:spPr>
-                </pic:pic>
-              </a:graphicData>
-            </a:graphic>
-          </wp:inline>
-        </w:drawing>
-      </w:r>
-    </w:p>
-    <w:p>
-      <w:r>
-        <w:pict>
-          <v:rect style="width:0;height:1.5pt" o:hralign="center" o:hrstd="t" o:hr="t"/>
-        </w:pict>
-      </w:r>
-    </w:p>
-    <w:bookmarkEnd w:id="17"/>
-    <w:bookmarkStart w:id="21" w:name="X77e0d020feb3ad1a475d13b16425bbc9fa220d0"/>
-    <w:p>
-      <w:pPr>
-        <w:pStyle w:val="Heading2"/>
-      </w:pPr>
-      <w:r>
-        <w:t xml:space="preserve">Step 1 — Create the cluster and see what "allocatable" really is</w:t>
-      </w:r>
-    </w:p>
-    <w:p>
-      <w:pPr>
-        <w:pStyle w:val="FirstParagraph"/>
-      </w:pPr>
-      <w:r>
-        <w:rPr>
-          <w:b/>
-          <w:bCs/>
-        </w:rPr>
-        <w:t xml:space="preserve">Goal:</w:t>
-      </w:r>
-      <w:r>
-        <w:t xml:space="preserve"> </w:t>
-      </w:r>
-      <w:r>
-        <w:t xml:space="preserve">stand up a 2-node GKE cluster and notice how little CPU is actually schedulable.</w:t>
-      </w:r>
-    </w:p>
-    <w:p>
-      <w:pPr>
-        <w:pStyle w:val="BodyText"/>
-      </w:pPr>
-      <w:r>
-        <w:rPr>
-          <w:b/>
-          <w:bCs/>
-        </w:rPr>
-        <w:t xml:space="preserve">1. In your terminal, create the cluster and connect to it:</w:t>
-      </w:r>
-    </w:p>
-    <w:p>
-      <w:pPr>
-        <w:pStyle w:val="SourceCode"/>
-      </w:pPr>
-      <w:r>
-        <w:rPr>
-          <w:rStyle w:val="ExtensionTok"/>
-        </w:rPr>
-        <w:t xml:space="preserve">gcloud</w:t>
-      </w:r>
-      <w:r>
-        <w:rPr>
-          <w:rStyle w:val="NormalTok"/>
-        </w:rPr>
-        <w:t xml:space="preserve"> container clusters create advk8s-gke </w:t>
-      </w:r>
-      <w:r>
-        <w:rPr>
-          <w:rStyle w:val="DataTypeTok"/>
-        </w:rPr>
-        <w:t xml:space="preserve">\</w:t>
-      </w:r>
-      <w:r>
-        <w:br/>
-      </w:r>
-      <w:r>
-        <w:rPr>
-          <w:rStyle w:val="NormalTok"/>
-        </w:rPr>
-        <w:t xml:space="preserve">  </w:t>
-      </w:r>
-      <w:r>
-        <w:rPr>
-          <w:rStyle w:val="AttributeTok"/>
-        </w:rPr>
-        <w:t xml:space="preserve">--zone</w:t>
-      </w:r>
-      <w:r>
-        <w:rPr>
-          <w:rStyle w:val="NormalTok"/>
-        </w:rPr>
-        <w:t xml:space="preserve"> us-central1-a </w:t>
-      </w:r>
-      <w:r>
-        <w:rPr>
-          <w:rStyle w:val="AttributeTok"/>
-        </w:rPr>
-        <w:t xml:space="preserve">--num-nodes</w:t>
-      </w:r>
-      <w:r>
-        <w:rPr>
-          <w:rStyle w:val="NormalTok"/>
-        </w:rPr>
-        <w:t xml:space="preserve"> 2 </w:t>
-      </w:r>
-      <w:r>
-        <w:rPr>
-          <w:rStyle w:val="AttributeTok"/>
-        </w:rPr>
-        <w:t xml:space="preserve">--machine-type</w:t>
-      </w:r>
-      <w:r>
-        <w:rPr>
-          <w:rStyle w:val="NormalTok"/>
-        </w:rPr>
-        <w:t xml:space="preserve"> e2-medium </w:t>
-      </w:r>
-      <w:r>
-        <w:rPr>
-          <w:rStyle w:val="DataTypeTok"/>
-        </w:rPr>
-        <w:t xml:space="preserve">\</w:t>
-      </w:r>
-      <w:r>
-        <w:br/>
-      </w:r>
-      <w:r>
-        <w:rPr>
-          <w:rStyle w:val="NormalTok"/>
-        </w:rPr>
-        <w:t xml:space="preserve">  </w:t>
-      </w:r>
-      <w:r>
-        <w:rPr>
-          <w:rStyle w:val="AttributeTok"/>
-        </w:rPr>
-        <w:t xml:space="preserve">--disk-size</w:t>
-      </w:r>
-      <w:r>
-        <w:rPr>
-          <w:rStyle w:val="NormalTok"/>
-        </w:rPr>
-        <w:t xml:space="preserve"> 30 </w:t>
-      </w:r>
-      <w:r>
-        <w:rPr>
-          <w:rStyle w:val="AttributeTok"/>
-        </w:rPr>
-        <w:t xml:space="preserve">--release-channel</w:t>
-      </w:r>
-      <w:r>
-        <w:rPr>
-          <w:rStyle w:val="NormalTok"/>
-        </w:rPr>
-        <w:t xml:space="preserve"> regular</w:t>
-      </w:r>
-      <w:r>
-        <w:br/>
-      </w:r>
-      <w:r>
-        <w:br/>
-      </w:r>
-      <w:r>
-        <w:rPr>
-          <w:rStyle w:val="ExtensionTok"/>
-        </w:rPr>
-        <w:t xml:space="preserve">gcloud</w:t>
-      </w:r>
-      <w:r>
-        <w:rPr>
-          <w:rStyle w:val="NormalTok"/>
-        </w:rPr>
-        <w:t xml:space="preserve"> container clusters get-credentials advk8s-gke </w:t>
-      </w:r>
-      <w:r>
-        <w:rPr>
-          <w:rStyle w:val="AttributeTok"/>
-        </w:rPr>
-        <w:t xml:space="preserve">--zone</w:t>
-      </w:r>
-      <w:r>
-        <w:rPr>
-          <w:rStyle w:val="NormalTok"/>
-        </w:rPr>
-        <w:t xml:space="preserve"> us-central1-a</w:t>
-      </w:r>
-      <w:r>
-        <w:br/>
-      </w:r>
-      <w:r>
-        <w:rPr>
-          <w:rStyle w:val="ExtensionTok"/>
-        </w:rPr>
-        <w:t xml:space="preserve">kubectl</w:t>
-      </w:r>
-      <w:r>
-        <w:rPr>
-          <w:rStyle w:val="NormalTok"/>
-        </w:rPr>
-        <w:t xml:space="preserve"> get nodes </w:t>
-      </w:r>
-      <w:r>
-        <w:rPr>
-          <w:rStyle w:val="AttributeTok"/>
-        </w:rPr>
-        <w:t xml:space="preserve">-o</w:t>
-      </w:r>
-      <w:r>
-        <w:rPr>
-          <w:rStyle w:val="NormalTok"/>
-        </w:rPr>
-        <w:t xml:space="preserve"> custom-columns=</w:t>
-      </w:r>
-      <w:r>
-        <w:rPr>
-          <w:rStyle w:val="StringTok"/>
-        </w:rPr>
-        <w:t xml:space="preserve">'NODE:.metadata.name,CPU_ALLOC:.status.allocatable.cpu,MEM_ALLOC:.status.allocatable.memory'</w:t>
-      </w:r>
-    </w:p>
-    <w:p>
-      <w:pPr>
-        <w:pStyle w:val="FirstParagraph"/>
-      </w:pPr>
-      <w:r>
-        <w:rPr>
-          <w:b/>
-          <w:bCs/>
-        </w:rPr>
-        <w:t xml:space="preserve">What you should see:</w:t>
-      </w:r>
-      <w:r>
-        <w:t xml:space="preserve"> </w:t>
-      </w:r>
-      <w:r>
-        <w:t xml:space="preserve">two</w:t>
-      </w:r>
-      <w:r>
-        <w:t xml:space="preserve"> </w:t>
-      </w:r>
-      <w:r>
-        <w:rPr>
-          <w:rStyle w:val="VerbatimChar"/>
-        </w:rPr>
-        <w:t xml:space="preserve">Ready</w:t>
-      </w:r>
-      <w:r>
-        <w:t xml:space="preserve"> </w:t>
-      </w:r>
-      <w:r>
-        <w:t xml:space="preserve">nodes, each reporting</w:t>
-      </w:r>
-      <w:r>
-        <w:t xml:space="preserve"> </w:t>
-      </w:r>
-      <w:r>
-        <w:rPr>
-          <w:rStyle w:val="VerbatimChar"/>
-          <w:b/>
-          <w:bCs/>
-        </w:rPr>
-        <w:t xml:space="preserve">940m</w:t>
-      </w:r>
-      <w:r>
-        <w:rPr>
-          <w:b/>
-          <w:bCs/>
-        </w:rPr>
-        <w:t xml:space="preserve"> </w:t>
-      </w:r>
-      <w:r>
-        <w:rPr>
-          <w:b/>
-          <w:bCs/>
-        </w:rPr>
-        <w:t xml:space="preserve">allocatable CPU</w:t>
-      </w:r>
-      <w:r>
-        <w:t xml:space="preserve"> </w:t>
-      </w:r>
-      <w:r>
-        <w:t xml:space="preserve">— even though an</w:t>
-      </w:r>
-      <w:r>
-        <w:t xml:space="preserve"> </w:t>
-      </w:r>
-      <w:r>
-        <w:rPr>
-          <w:rStyle w:val="VerbatimChar"/>
-        </w:rPr>
-        <w:t xml:space="preserve">e2-medium</w:t>
-      </w:r>
-      <w:r>
-        <w:t xml:space="preserve"> </w:t>
-      </w:r>
-      <w:r>
-        <w:t xml:space="preserve">nominally has</w:t>
-      </w:r>
-      <w:r>
-        <w:t xml:space="preserve"> </w:t>
-      </w:r>
-      <w:r>
-        <w:rPr>
-          <w:b/>
-          <w:bCs/>
-        </w:rPr>
-        <w:t xml:space="preserve">2</w:t>
-      </w:r>
-      <w:r>
-        <w:t xml:space="preserve"> </w:t>
-      </w:r>
-      <w:r>
-        <w:t xml:space="preserve">vCPUs.</w:t>
-      </w:r>
-    </w:p>
-    <w:p>
-      <w:pPr>
-        <w:pStyle w:val="BodyText"/>
-      </w:pPr>
-      <w:r>
-        <w:drawing>
-          <wp:inline>
-            <wp:extent cx="5943600" cy="3736158"/>
-            <wp:effectExtent b="0" l="0" r="0" t="0"/>
-            <wp:docPr descr="GKE nodes and their allocatable capacity" title="" id="19" name="Picture"/>
-            <a:graphic>
-              <a:graphicData uri="http://schemas.openxmlformats.org/drawingml/2006/picture">
-                <pic:pic>
-                  <pic:nvPicPr>
-                    <pic:cNvPr descr="../artifacts/lab-04/screenshots/01-cluster-allocatable.png" id="20" name="Picture"/>
-                    <pic:cNvPicPr>
-                      <a:picLocks noChangeArrowheads="1" noChangeAspect="1"/>
-                    </pic:cNvPicPr>
-                  </pic:nvPicPr>
-                  <pic:blipFill>
-                    <a:blip r:embed="rId18"/>
+                    <a:blip r:embed="rId15"/>
                     <a:stretch>
                       <a:fillRect/>
                     </a:stretch>
@@ -1327,8 +1418,8 @@
         </w:pict>
       </w:r>
     </w:p>
-    <w:bookmarkEnd w:id="21"/>
-    <w:bookmarkStart w:id="25" w:name="step-2--pending-1-not-enough-cpu"/>
+    <w:bookmarkEnd w:id="18"/>
+    <w:bookmarkStart w:id="22" w:name="step-2--pending-1-not-enough-cpu"/>
     <w:p>
       <w:pPr>
         <w:pStyle w:val="Heading2"/>
@@ -1815,18 +1906,18 @@
           <wp:inline>
             <wp:extent cx="5943600" cy="3736158"/>
             <wp:effectExtent b="0" l="0" r="0" t="0"/>
-            <wp:docPr descr="Insufficient cpu: 0/2 nodes available" title="" id="23" name="Picture"/>
+            <wp:docPr descr="Insufficient cpu: 0/2 nodes available" title="" id="20" name="Picture"/>
             <a:graphic>
               <a:graphicData uri="http://schemas.openxmlformats.org/drawingml/2006/picture">
                 <pic:pic>
                   <pic:nvPicPr>
-                    <pic:cNvPr descr="../artifacts/lab-04/screenshots/02-insufficient-cpu.png" id="24" name="Picture"/>
+                    <pic:cNvPr descr="../artifacts/lab-04/screenshots/02-insufficient-cpu.png" id="21" name="Picture"/>
                     <pic:cNvPicPr>
                       <a:picLocks noChangeArrowheads="1" noChangeAspect="1"/>
                     </pic:cNvPicPr>
                   </pic:nvPicPr>
                   <pic:blipFill>
-                    <a:blip r:embed="rId22"/>
+                    <a:blip r:embed="rId19"/>
                     <a:stretch>
                       <a:fillRect/>
                     </a:stretch>
@@ -2129,8 +2220,8 @@
         </w:pict>
       </w:r>
     </w:p>
-    <w:bookmarkEnd w:id="25"/>
-    <w:bookmarkStart w:id="29" w:name="X0041ef567f9ffb1d33c1508a0604b3e37de85f8"/>
+    <w:bookmarkEnd w:id="22"/>
+    <w:bookmarkStart w:id="26" w:name="X0041ef567f9ffb1d33c1508a0604b3e37de85f8"/>
     <w:p>
       <w:pPr>
         <w:pStyle w:val="Heading2"/>
@@ -2465,18 +2556,18 @@
           <wp:inline>
             <wp:extent cx="5943600" cy="3736158"/>
             <wp:effectExtent b="0" l="0" r="0" t="0"/>
-            <wp:docPr descr="node affinity/selector mismatch" title="" id="27" name="Picture"/>
+            <wp:docPr descr="node affinity/selector mismatch" title="" id="24" name="Picture"/>
             <a:graphic>
               <a:graphicData uri="http://schemas.openxmlformats.org/drawingml/2006/picture">
                 <pic:pic>
                   <pic:nvPicPr>
-                    <pic:cNvPr descr="../artifacts/lab-04/screenshots/03-affinity-mismatch.png" id="28" name="Picture"/>
+                    <pic:cNvPr descr="../artifacts/lab-04/screenshots/03-affinity-mismatch.png" id="25" name="Picture"/>
                     <pic:cNvPicPr>
                       <a:picLocks noChangeArrowheads="1" noChangeAspect="1"/>
                     </pic:cNvPicPr>
                   </pic:nvPicPr>
                   <pic:blipFill>
-                    <a:blip r:embed="rId26"/>
+                    <a:blip r:embed="rId23"/>
                     <a:stretch>
                       <a:fillRect/>
                     </a:stretch>
@@ -2692,8 +2783,8 @@
         </w:pict>
       </w:r>
     </w:p>
-    <w:bookmarkEnd w:id="29"/>
-    <w:bookmarkStart w:id="33" w:name="step-4--pending-3-an-untolerated-taint"/>
+    <w:bookmarkEnd w:id="26"/>
+    <w:bookmarkStart w:id="30" w:name="step-4--pending-3-an-untolerated-taint"/>
     <w:p>
       <w:pPr>
         <w:pStyle w:val="Heading2"/>
@@ -2910,18 +3001,18 @@
           <wp:inline>
             <wp:extent cx="5943600" cy="3736158"/>
             <wp:effectExtent b="0" l="0" r="0" t="0"/>
-            <wp:docPr descr="untolerated taint" title="" id="31" name="Picture"/>
+            <wp:docPr descr="untolerated taint" title="" id="28" name="Picture"/>
             <a:graphic>
               <a:graphicData uri="http://schemas.openxmlformats.org/drawingml/2006/picture">
                 <pic:pic>
                   <pic:nvPicPr>
-                    <pic:cNvPr descr="../artifacts/lab-04/screenshots/04-untolerated-taint.png" id="32" name="Picture"/>
+                    <pic:cNvPr descr="../artifacts/lab-04/screenshots/04-untolerated-taint.png" id="29" name="Picture"/>
                     <pic:cNvPicPr>
                       <a:picLocks noChangeArrowheads="1" noChangeAspect="1"/>
                     </pic:cNvPicPr>
                   </pic:nvPicPr>
                   <pic:blipFill>
-                    <a:blip r:embed="rId30"/>
+                    <a:blip r:embed="rId27"/>
                     <a:stretch>
                       <a:fillRect/>
                     </a:stretch>
@@ -3131,8 +3222,8 @@
         </w:pict>
       </w:r>
     </w:p>
-    <w:bookmarkEnd w:id="33"/>
-    <w:bookmarkStart w:id="37" w:name="step-5--pending-4-an-unbound-pvc"/>
+    <w:bookmarkEnd w:id="30"/>
+    <w:bookmarkStart w:id="34" w:name="step-5--pending-4-an-unbound-pvc"/>
     <w:p>
       <w:pPr>
         <w:pStyle w:val="Heading2"/>
@@ -3538,18 +3629,18 @@
           <wp:inline>
             <wp:extent cx="5943600" cy="3736158"/>
             <wp:effectExtent b="0" l="0" r="0" t="0"/>
-            <wp:docPr descr="unbound PVC" title="" id="35" name="Picture"/>
+            <wp:docPr descr="unbound PVC" title="" id="32" name="Picture"/>
             <a:graphic>
               <a:graphicData uri="http://schemas.openxmlformats.org/drawingml/2006/picture">
                 <pic:pic>
                   <pic:nvPicPr>
-                    <pic:cNvPr descr="../artifacts/lab-04/screenshots/05-unbound-pvc.png" id="36" name="Picture"/>
+                    <pic:cNvPr descr="../artifacts/lab-04/screenshots/05-unbound-pvc.png" id="33" name="Picture"/>
                     <pic:cNvPicPr>
                       <a:picLocks noChangeArrowheads="1" noChangeAspect="1"/>
                     </pic:cNvPicPr>
                   </pic:nvPicPr>
                   <pic:blipFill>
-                    <a:blip r:embed="rId34"/>
+                    <a:blip r:embed="rId31"/>
                     <a:stretch>
                       <a:fillRect/>
                     </a:stretch>
@@ -3960,8 +4051,8 @@
         </w:pict>
       </w:r>
     </w:p>
-    <w:bookmarkEnd w:id="37"/>
-    <w:bookmarkStart w:id="40" w:name="Xa56f301979a2ea463bea8d7e74341e62c49521b"/>
+    <w:bookmarkEnd w:id="34"/>
+    <w:bookmarkStart w:id="43" w:name="Xa56f301979a2ea463bea8d7e74341e62c49521b"/>
     <w:p>
       <w:pPr>
         <w:pStyle w:val="Heading2"/>
@@ -4301,6 +4392,53 @@
         <w:pStyle w:val="BodyText"/>
       </w:pPr>
       <w:r>
+        <w:drawing>
+          <wp:inline>
+            <wp:extent cx="5943600" cy="1099566"/>
+            <wp:effectExtent b="0" l="0" r="0" t="0"/>
+            <wp:docPr descr="Twenty fake nodes alongside the real ones — kubeletVersion fake and a kwok container runtime give them away" title="" id="36" name="Picture"/>
+            <a:graphic>
+              <a:graphicData uri="http://schemas.openxmlformats.org/drawingml/2006/picture">
+                <pic:pic>
+                  <pic:nvPicPr>
+                    <pic:cNvPr descr="../artifacts/lab-04/screenshots/07-kwok-twenty-fake-nodes.png" id="37" name="Picture"/>
+                    <pic:cNvPicPr>
+                      <a:picLocks noChangeArrowheads="1" noChangeAspect="1"/>
+                    </pic:cNvPicPr>
+                  </pic:nvPicPr>
+                  <pic:blipFill>
+                    <a:blip r:embed="rId35"/>
+                    <a:stretch>
+                      <a:fillRect/>
+                    </a:stretch>
+                  </pic:blipFill>
+                  <pic:spPr bwMode="auto">
+                    <a:xfrm>
+                      <a:off x="0" y="0"/>
+                      <a:ext cx="5943600" cy="1099566"/>
+                    </a:xfrm>
+                    <a:prstGeom prst="rect">
+                      <a:avLst/>
+                    </a:prstGeom>
+                    <a:noFill/>
+                    <a:ln w="9525">
+                      <a:noFill/>
+                      <a:headEnd/>
+                      <a:tailEnd/>
+                    </a:ln>
+                  </pic:spPr>
+                </pic:pic>
+              </a:graphicData>
+            </a:graphic>
+          </wp:inline>
+        </w:drawing>
+      </w:r>
+    </w:p>
+    <w:p>
+      <w:pPr>
+        <w:pStyle w:val="BodyText"/>
+      </w:pPr>
+      <w:r>
         <w:t xml:space="preserve">Now schedule against them — Pods need a toleration for</w:t>
       </w:r>
       <w:r>
@@ -4545,19 +4683,81 @@
         <w:t xml:space="preserve"> </w:t>
       </w:r>
       <w:r>
-        <w:t xml:space="preserve">One hundred Pods, spread evenly over twenty nodes, on a laptop running a single</w:t>
-      </w:r>
-      <w:r>
-        <w:t xml:space="preserve"> </w:t>
-      </w:r>
-      <w:r>
-        <w:t xml:space="preserve">real container. Every scheduling decision here is the genuine scheduler making genuine choices — only</w:t>
-      </w:r>
-      <w:r>
-        <w:t xml:space="preserve"> </w:t>
-      </w:r>
-      <w:r>
-        <w:t xml:space="preserve">the kubelet is fictional.</w:t>
+        <w:t xml:space="preserve">One hundred Pods, spread evenly over twenty nodes, while the only real</w:t>
+      </w:r>
+      <w:r>
+        <w:t xml:space="preserve"> </w:t>
+      </w:r>
+      <w:r>
+        <w:t xml:space="preserve">containers on the laptop are the two</w:t>
+      </w:r>
+      <w:r>
+        <w:t xml:space="preserve"> </w:t>
+      </w:r>
+      <w:r>
+        <w:rPr>
+          <w:rStyle w:val="VerbatimChar"/>
+        </w:rPr>
+        <w:t xml:space="preserve">kind</w:t>
+      </w:r>
+      <w:r>
+        <w:t xml:space="preserve"> </w:t>
+      </w:r>
+      <w:r>
+        <w:t xml:space="preserve">nodes themselves. Every scheduling decision here is the</w:t>
+      </w:r>
+      <w:r>
+        <w:t xml:space="preserve"> </w:t>
+      </w:r>
+      <w:r>
+        <w:t xml:space="preserve">genuine scheduler making genuine choices — only the kubelet is fictional.</w:t>
+      </w:r>
+    </w:p>
+    <w:p>
+      <w:pPr>
+        <w:pStyle w:val="BodyText"/>
+      </w:pPr>
+      <w:r>
+        <w:drawing>
+          <wp:inline>
+            <wp:extent cx="5943600" cy="1180615"/>
+            <wp:effectExtent b="0" l="0" r="0" t="0"/>
+            <wp:docPr descr="The 100 Pods land five to a node across all twenty, with no real container behind any of them" title="" id="39" name="Picture"/>
+            <a:graphic>
+              <a:graphicData uri="http://schemas.openxmlformats.org/drawingml/2006/picture">
+                <pic:pic>
+                  <pic:nvPicPr>
+                    <pic:cNvPr descr="../artifacts/lab-04/screenshots/08-kwok-100-pods-across-20-nodes.png" id="40" name="Picture"/>
+                    <pic:cNvPicPr>
+                      <a:picLocks noChangeArrowheads="1" noChangeAspect="1"/>
+                    </pic:cNvPicPr>
+                  </pic:nvPicPr>
+                  <pic:blipFill>
+                    <a:blip r:embed="rId38"/>
+                    <a:stretch>
+                      <a:fillRect/>
+                    </a:stretch>
+                  </pic:blipFill>
+                  <pic:spPr bwMode="auto">
+                    <a:xfrm>
+                      <a:off x="0" y="0"/>
+                      <a:ext cx="5943600" cy="1180615"/>
+                    </a:xfrm>
+                    <a:prstGeom prst="rect">
+                      <a:avLst/>
+                    </a:prstGeom>
+                    <a:noFill/>
+                    <a:ln w="9525">
+                      <a:noFill/>
+                      <a:headEnd/>
+                      <a:tailEnd/>
+                    </a:ln>
+                  </pic:spPr>
+                </pic:pic>
+              </a:graphicData>
+            </a:graphic>
+          </wp:inline>
+        </w:drawing>
       </w:r>
     </w:p>
     <w:p>
@@ -4700,7 +4900,7 @@
         </w:pict>
       </w:r>
     </w:p>
-    <w:bookmarkStart w:id="39" w:name="Xa68d8fb027295762fc761f429c46ed950aba672"/>
+    <w:bookmarkStart w:id="42" w:name="Xa68d8fb027295762fc761f429c46ed950aba672"/>
     <w:p>
       <w:pPr>
         <w:pStyle w:val="Heading3"/>
@@ -5018,11 +5218,11 @@
       <w:pPr>
         <w:pStyle w:val="Heading3"/>
       </w:pPr>
-      <w:bookmarkStart w:id="38" w:name="Xd63c130ee6e360fcb5099dbac8c42c69a5ed566"/>
+      <w:bookmarkStart w:id="41" w:name="Xd63c130ee6e360fcb5099dbac8c42c69a5ed566"/>
       <w:r>
         <w:t xml:space="preserve">⚠️ Gotcha — KWOK will not let you fail a node, and this costs people an afternoon</w:t>
       </w:r>
-      <w:bookmarkEnd w:id="38"/>
+      <w:bookmarkEnd w:id="41"/>
     </w:p>
     <w:p>
       <w:pPr>
@@ -5307,9 +5507,9 @@
         </w:pict>
       </w:r>
     </w:p>
-    <w:bookmarkEnd w:id="39"/>
-    <w:bookmarkEnd w:id="40"/>
-    <w:bookmarkStart w:id="44" w:name="X7d3ac1f70ac8d0f0b4eb0123f1ae127a23d6833"/>
+    <w:bookmarkEnd w:id="42"/>
+    <w:bookmarkEnd w:id="43"/>
+    <w:bookmarkStart w:id="47" w:name="X7d3ac1f70ac8d0f0b4eb0123f1ae127a23d6833"/>
     <w:p>
       <w:pPr>
         <w:pStyle w:val="Heading2"/>
@@ -5503,18 +5703,18 @@
           <wp:inline>
             <wp:extent cx="5943600" cy="3736158"/>
             <wp:effectExtent b="0" l="0" r="0" t="0"/>
-            <wp:docPr descr="All four scenarios resolved to Running" title="" id="42" name="Picture"/>
+            <wp:docPr descr="All four scenarios resolved to Running" title="" id="45" name="Picture"/>
             <a:graphic>
               <a:graphicData uri="http://schemas.openxmlformats.org/drawingml/2006/picture">
                 <pic:pic>
                   <pic:nvPicPr>
-                    <pic:cNvPr descr="../artifacts/lab-04/screenshots/06-all-running.png" id="43" name="Picture"/>
+                    <pic:cNvPr descr="../artifacts/lab-04/screenshots/06-all-running.png" id="46" name="Picture"/>
                     <pic:cNvPicPr>
                       <a:picLocks noChangeArrowheads="1" noChangeAspect="1"/>
                     </pic:cNvPicPr>
                   </pic:nvPicPr>
                   <pic:blipFill>
-                    <a:blip r:embed="rId41"/>
+                    <a:blip r:embed="rId44"/>
                     <a:stretch>
                       <a:fillRect/>
                     </a:stretch>
@@ -5622,8 +5822,8 @@
         </w:pict>
       </w:r>
     </w:p>
-    <w:bookmarkEnd w:id="44"/>
-    <w:bookmarkStart w:id="45" w:name="what-you-learned"/>
+    <w:bookmarkEnd w:id="47"/>
+    <w:bookmarkStart w:id="48" w:name="what-you-learned"/>
     <w:p>
       <w:pPr>
         <w:pStyle w:val="Heading2"/>
@@ -6142,8 +6342,8 @@
         </w:tc>
       </w:tr>
     </w:tbl>
-    <w:bookmarkEnd w:id="45"/>
-    <w:bookmarkStart w:id="51" w:name="evidence"/>
+    <w:bookmarkEnd w:id="48"/>
+    <w:bookmarkStart w:id="54" w:name="evidence"/>
     <w:p>
       <w:pPr>
         <w:pStyle w:val="Heading2"/>
@@ -6162,7 +6362,7 @@
       <w:r>
         <w:t xml:space="preserve"> </w:t>
       </w:r>
-      <w:hyperlink r:id="rId46">
+      <w:hyperlink r:id="rId49">
         <w:r>
           <w:rPr>
             <w:rStyle w:val="VerbatimChar"/>
@@ -6183,7 +6383,7 @@
         <w:t xml:space="preserve">100-Pod spread, the cordon response, the injected 300s tolerations, and both things KWOK refused to do.</w:t>
       </w:r>
     </w:p>
-    <w:bookmarkStart w:id="50" w:name="original-evidence"/>
+    <w:bookmarkStart w:id="53" w:name="original-evidence"/>
     <w:p>
       <w:pPr>
         <w:pStyle w:val="Heading3"/>
@@ -6202,7 +6402,7 @@
       <w:r>
         <w:t xml:space="preserve"> </w:t>
       </w:r>
-      <w:hyperlink r:id="rId47">
+      <w:hyperlink r:id="rId50">
         <w:r>
           <w:rPr>
             <w:rStyle w:val="VerbatimChar"/>
@@ -6219,7 +6419,7 @@
       <w:r>
         <w:t xml:space="preserve"> </w:t>
       </w:r>
-      <w:hyperlink r:id="rId48">
+      <w:hyperlink r:id="rId51">
         <w:r>
           <w:rPr>
             <w:rStyle w:val="VerbatimChar"/>
@@ -6259,7 +6459,7 @@
       <w:r>
         <w:t xml:space="preserve"> </w:t>
       </w:r>
-      <w:hyperlink r:id="rId49">
+      <w:hyperlink r:id="rId52">
         <w:r>
           <w:rPr>
             <w:rStyle w:val="Hyperlink"/>
@@ -6268,8 +6468,8 @@
         </w:r>
       </w:hyperlink>
     </w:p>
-    <w:bookmarkEnd w:id="50"/>
-    <w:bookmarkEnd w:id="51"/>
+    <w:bookmarkEnd w:id="53"/>
+    <w:bookmarkEnd w:id="54"/>
     <w:sectPr>
       <w:pgSz w:h="15840" w:w="12240"/>
       <w:pgMar w:bottom="1440" w:footer="720" w:gutter="0" w:header="720" w:left="1440" w:right="1440" w:top="1440"/>

--- a/day-1-internals-and-networking/lab-04-pending-pod-diagnostics.docx
+++ b/day-1-internals-and-networking/lab-04-pending-pod-diagnostics.docx
@@ -118,7 +118,49 @@
         <w:t xml:space="preserve">e2-medium</w:t>
       </w:r>
       <w:r>
-        <w:t xml:space="preserve">, Kubernetes v1.35.7-gke). Every screenshot is a real capture. You'll seed the four</w:t>
+        <w:t xml:space="preserve">, Kubernetes v1.35.7-gke). Screenshots for Steps 1–5 are real captures from that GKE cluster;</w:t>
+      </w:r>
+      <w:r>
+        <w:t xml:space="preserve"> </w:t>
+      </w:r>
+      <w:r>
+        <w:rPr>
+          <w:b/>
+          <w:bCs/>
+        </w:rPr>
+        <w:t xml:space="preserve">Step 6's two KWOK captures were taken on a local</w:t>
+      </w:r>
+      <w:r>
+        <w:rPr>
+          <w:b/>
+          <w:bCs/>
+        </w:rPr>
+        <w:t xml:space="preserve"> </w:t>
+      </w:r>
+      <w:r>
+        <w:rPr>
+          <w:rStyle w:val="VerbatimChar"/>
+          <w:b/>
+          <w:bCs/>
+        </w:rPr>
+        <w:t xml:space="preserve">kind</w:t>
+      </w:r>
+      <w:r>
+        <w:rPr>
+          <w:b/>
+          <w:bCs/>
+        </w:rPr>
+        <w:t xml:space="preserve"> </w:t>
+      </w:r>
+      <w:r>
+        <w:rPr>
+          <w:b/>
+          <w:bCs/>
+        </w:rPr>
+        <w:t xml:space="preserve">cluster on 2026-09-28</w:t>
+      </w:r>
+      <w:r>
+        <w:t xml:space="preserve">, because KWOK's simulated nodes are the point of that step and cost nothing to run locally. You'll seed the four</w:t>
       </w:r>
       <w:r>
         <w:t xml:space="preserve"> </w:t>
